--- a/deliverables/百達馥麗/百達馥麗_銷售報告書.docx
+++ b/deliverables/百達馥麗/百達馥麗_銷售報告書.docx
@@ -13212,15 +13212,16 @@
         </w:tblBorders>
       </w:tblPr>
       <w:tblGrid>
-        <w:gridCol w:w="877"/>
-        <w:gridCol w:w="1206"/>
-        <w:gridCol w:w="2193"/>
-        <w:gridCol w:w="548"/>
-        <w:gridCol w:w="877"/>
-        <w:gridCol w:w="877"/>
-        <w:gridCol w:w="1096"/>
-        <w:gridCol w:w="1206"/>
-        <w:gridCol w:w="1212"/>
+        <w:gridCol w:w="956"/>
+        <w:gridCol w:w="1168"/>
+        <w:gridCol w:w="1912"/>
+        <w:gridCol w:w="531"/>
+        <w:gridCol w:w="531"/>
+        <w:gridCol w:w="849"/>
+        <w:gridCol w:w="743"/>
+        <w:gridCol w:w="1062"/>
+        <w:gridCol w:w="1168"/>
+        <w:gridCol w:w="1172"/>
       </w:tblGrid>
       <w:tr>
         <w:trPr>
@@ -13228,7 +13229,7 @@
         </w:trPr>
         <w:tc>
           <w:tcPr>
-            <w:tcW w:type="dxa" w:w="877"/>
+            <w:tcW w:type="dxa" w:w="956"/>
             <w:tcBorders>
               <w:top w:val="none" w:color="FFFFFF" w:sz="0"/>
               <w:left w:val="none" w:color="FFFFFF" w:sz="0"/>
@@ -13260,7 +13261,7 @@
         </w:tc>
         <w:tc>
           <w:tcPr>
-            <w:tcW w:type="dxa" w:w="1206"/>
+            <w:tcW w:type="dxa" w:w="1168"/>
             <w:tcBorders>
               <w:top w:val="none" w:color="FFFFFF" w:sz="0"/>
               <w:left w:val="none" w:color="FFFFFF" w:sz="0"/>
@@ -13292,7 +13293,7 @@
         </w:tc>
         <w:tc>
           <w:tcPr>
-            <w:tcW w:type="dxa" w:w="2193"/>
+            <w:tcW w:type="dxa" w:w="1912"/>
             <w:tcBorders>
               <w:top w:val="none" w:color="FFFFFF" w:sz="0"/>
               <w:left w:val="none" w:color="FFFFFF" w:sz="0"/>
@@ -13324,7 +13325,7 @@
         </w:tc>
         <w:tc>
           <w:tcPr>
-            <w:tcW w:type="dxa" w:w="548"/>
+            <w:tcW w:type="dxa" w:w="531"/>
             <w:tcBorders>
               <w:top w:val="none" w:color="FFFFFF" w:sz="0"/>
               <w:left w:val="none" w:color="FFFFFF" w:sz="0"/>
@@ -13350,13 +13351,13 @@
                 <w:sz w:val="14"/>
                 <w:szCs w:val="14"/>
               </w:rPr>
-              <w:t xml:space="preserve">樓層</w:t>
-            </w:r>
-          </w:p>
-        </w:tc>
-        <w:tc>
-          <w:tcPr>
-            <w:tcW w:type="dxa" w:w="877"/>
+              <w:t xml:space="preserve">屋齡</w:t>
+            </w:r>
+          </w:p>
+        </w:tc>
+        <w:tc>
+          <w:tcPr>
+            <w:tcW w:type="dxa" w:w="531"/>
             <w:tcBorders>
               <w:top w:val="none" w:color="FFFFFF" w:sz="0"/>
               <w:left w:val="none" w:color="FFFFFF" w:sz="0"/>
@@ -13382,13 +13383,13 @@
                 <w:sz w:val="14"/>
                 <w:szCs w:val="14"/>
               </w:rPr>
-              <w:t xml:space="preserve">總價（萬）</w:t>
-            </w:r>
-          </w:p>
-        </w:tc>
-        <w:tc>
-          <w:tcPr>
-            <w:tcW w:type="dxa" w:w="877"/>
+              <w:t xml:space="preserve">樓層</w:t>
+            </w:r>
+          </w:p>
+        </w:tc>
+        <w:tc>
+          <w:tcPr>
+            <w:tcW w:type="dxa" w:w="849"/>
             <w:tcBorders>
               <w:top w:val="none" w:color="FFFFFF" w:sz="0"/>
               <w:left w:val="none" w:color="FFFFFF" w:sz="0"/>
@@ -13414,13 +13415,13 @@
                 <w:sz w:val="14"/>
                 <w:szCs w:val="14"/>
               </w:rPr>
-              <w:t xml:space="preserve">總坪數</w:t>
-            </w:r>
-          </w:p>
-        </w:tc>
-        <w:tc>
-          <w:tcPr>
-            <w:tcW w:type="dxa" w:w="1096"/>
+              <w:t xml:space="preserve">總價（萬）</w:t>
+            </w:r>
+          </w:p>
+        </w:tc>
+        <w:tc>
+          <w:tcPr>
+            <w:tcW w:type="dxa" w:w="743"/>
             <w:tcBorders>
               <w:top w:val="none" w:color="FFFFFF" w:sz="0"/>
               <w:left w:val="none" w:color="FFFFFF" w:sz="0"/>
@@ -13446,13 +13447,13 @@
                 <w:sz w:val="14"/>
                 <w:szCs w:val="14"/>
               </w:rPr>
-              <w:t xml:space="preserve">車位</w:t>
-            </w:r>
-          </w:p>
-        </w:tc>
-        <w:tc>
-          <w:tcPr>
-            <w:tcW w:type="dxa" w:w="1206"/>
+              <w:t xml:space="preserve">總坪數</w:t>
+            </w:r>
+          </w:p>
+        </w:tc>
+        <w:tc>
+          <w:tcPr>
+            <w:tcW w:type="dxa" w:w="1062"/>
             <w:tcBorders>
               <w:top w:val="none" w:color="FFFFFF" w:sz="0"/>
               <w:left w:val="none" w:color="FFFFFF" w:sz="0"/>
@@ -13478,13 +13479,45 @@
                 <w:sz w:val="14"/>
                 <w:szCs w:val="14"/>
               </w:rPr>
+              <w:t xml:space="preserve">車位</w:t>
+            </w:r>
+          </w:p>
+        </w:tc>
+        <w:tc>
+          <w:tcPr>
+            <w:tcW w:type="dxa" w:w="1168"/>
+            <w:tcBorders>
+              <w:top w:val="none" w:color="FFFFFF" w:sz="0"/>
+              <w:left w:val="none" w:color="FFFFFF" w:sz="0"/>
+              <w:bottom w:val="single" w:color="DDE4E9" w:sz="4"/>
+              <w:right w:val="none" w:color="FFFFFF" w:sz="0"/>
+            </w:tcBorders>
+            <w:shd w:fill="1F4E5F" w:color="auto" w:val="clear"/>
+            <w:tcMar>
+              <w:top w:type="dxa" w:w="50"/>
+              <w:left w:type="dxa" w:w="80"/>
+              <w:bottom w:type="dxa" w:w="50"/>
+              <w:right w:type="dxa" w:w="80"/>
+            </w:tcMar>
+            <w:vAlign w:val="center"/>
+          </w:tcPr>
+          <w:p>
+            <w:r>
+              <w:rPr>
+                <w:rFonts w:ascii="Microsoft JhengHei" w:cs="Microsoft JhengHei" w:eastAsia="Microsoft JhengHei" w:hAnsi="Microsoft JhengHei"/>
+                <w:b/>
+                <w:bCs/>
+                <w:color w:val="FFFFFF"/>
+                <w:sz w:val="14"/>
+                <w:szCs w:val="14"/>
+              </w:rPr>
               <w:t xml:space="preserve">房屋單價（已扣車位）</w:t>
             </w:r>
           </w:p>
         </w:tc>
         <w:tc>
           <w:tcPr>
-            <w:tcW w:type="dxa" w:w="1212"/>
+            <w:tcW w:type="dxa" w:w="1172"/>
             <w:tcBorders>
               <w:top w:val="none" w:color="FFFFFF" w:sz="0"/>
               <w:left w:val="none" w:color="FFFFFF" w:sz="0"/>
@@ -13521,7 +13554,7 @@
         </w:trPr>
         <w:tc>
           <w:tcPr>
-            <w:tcW w:type="dxa" w:w="877"/>
+            <w:tcW w:type="dxa" w:w="956"/>
             <w:tcBorders>
               <w:top w:val="none" w:color="FFFFFF" w:sz="0"/>
               <w:left w:val="none" w:color="FFFFFF" w:sz="0"/>
@@ -13556,7 +13589,7 @@
         </w:tc>
         <w:tc>
           <w:tcPr>
-            <w:tcW w:type="dxa" w:w="1206"/>
+            <w:tcW w:type="dxa" w:w="1168"/>
             <w:tcBorders>
               <w:top w:val="none" w:color="FFFFFF" w:sz="0"/>
               <w:left w:val="none" w:color="FFFFFF" w:sz="0"/>
@@ -13591,7 +13624,7 @@
         </w:tc>
         <w:tc>
           <w:tcPr>
-            <w:tcW w:type="dxa" w:w="2193"/>
+            <w:tcW w:type="dxa" w:w="1912"/>
             <w:tcBorders>
               <w:top w:val="none" w:color="FFFFFF" w:sz="0"/>
               <w:left w:val="none" w:color="FFFFFF" w:sz="0"/>
@@ -13626,7 +13659,7 @@
         </w:tc>
         <w:tc>
           <w:tcPr>
-            <w:tcW w:type="dxa" w:w="548"/>
+            <w:tcW w:type="dxa" w:w="531"/>
             <w:tcBorders>
               <w:top w:val="none" w:color="FFFFFF" w:sz="0"/>
               <w:left w:val="none" w:color="FFFFFF" w:sz="0"/>
@@ -13655,13 +13688,48 @@
                 <w:sz w:val="14"/>
                 <w:szCs w:val="14"/>
               </w:rPr>
+              <w:t xml:space="preserve">20</w:t>
+            </w:r>
+          </w:p>
+        </w:tc>
+        <w:tc>
+          <w:tcPr>
+            <w:tcW w:type="dxa" w:w="531"/>
+            <w:tcBorders>
+              <w:top w:val="none" w:color="FFFFFF" w:sz="0"/>
+              <w:left w:val="none" w:color="FFFFFF" w:sz="0"/>
+              <w:bottom w:val="single" w:color="DDE4E9" w:sz="4"/>
+              <w:right w:val="none" w:color="FFFFFF" w:sz="0"/>
+            </w:tcBorders>
+            <w:shd w:fill="FFFFFF" w:color="auto" w:val="clear"/>
+            <w:tcMar>
+              <w:top w:type="dxa" w:w="50"/>
+              <w:left w:type="dxa" w:w="80"/>
+              <w:bottom w:type="dxa" w:w="50"/>
+              <w:right w:type="dxa" w:w="80"/>
+            </w:tcMar>
+            <w:vAlign w:val="center"/>
+          </w:tcPr>
+          <w:p>
+            <w:pPr>
+              <w:jc w:val="right"/>
+            </w:pPr>
+            <w:r>
+              <w:rPr>
+                <w:rFonts w:ascii="Microsoft JhengHei" w:cs="Microsoft JhengHei" w:eastAsia="Microsoft JhengHei" w:hAnsi="Microsoft JhengHei"/>
+                <w:b w:val="false"/>
+                <w:bCs w:val="false"/>
+                <w:color w:val="1E2A33"/>
+                <w:sz w:val="14"/>
+                <w:szCs w:val="14"/>
+              </w:rPr>
               <w:t xml:space="preserve">3</w:t>
             </w:r>
           </w:p>
         </w:tc>
         <w:tc>
           <w:tcPr>
-            <w:tcW w:type="dxa" w:w="877"/>
+            <w:tcW w:type="dxa" w:w="849"/>
             <w:tcBorders>
               <w:top w:val="none" w:color="FFFFFF" w:sz="0"/>
               <w:left w:val="none" w:color="FFFFFF" w:sz="0"/>
@@ -13696,7 +13764,7 @@
         </w:tc>
         <w:tc>
           <w:tcPr>
-            <w:tcW w:type="dxa" w:w="877"/>
+            <w:tcW w:type="dxa" w:w="743"/>
             <w:tcBorders>
               <w:top w:val="none" w:color="FFFFFF" w:sz="0"/>
               <w:left w:val="none" w:color="FFFFFF" w:sz="0"/>
@@ -13731,7 +13799,7 @@
         </w:tc>
         <w:tc>
           <w:tcPr>
-            <w:tcW w:type="dxa" w:w="1096"/>
+            <w:tcW w:type="dxa" w:w="1062"/>
             <w:tcBorders>
               <w:top w:val="none" w:color="FFFFFF" w:sz="0"/>
               <w:left w:val="none" w:color="FFFFFF" w:sz="0"/>
@@ -13766,7 +13834,7 @@
         </w:tc>
         <w:tc>
           <w:tcPr>
-            <w:tcW w:type="dxa" w:w="1206"/>
+            <w:tcW w:type="dxa" w:w="1168"/>
             <w:tcBorders>
               <w:top w:val="none" w:color="FFFFFF" w:sz="0"/>
               <w:left w:val="none" w:color="FFFFFF" w:sz="0"/>
@@ -13801,7 +13869,7 @@
         </w:tc>
         <w:tc>
           <w:tcPr>
-            <w:tcW w:type="dxa" w:w="1212"/>
+            <w:tcW w:type="dxa" w:w="1172"/>
             <w:tcBorders>
               <w:top w:val="none" w:color="FFFFFF" w:sz="0"/>
               <w:left w:val="none" w:color="FFFFFF" w:sz="0"/>
@@ -13841,7 +13909,7 @@
         </w:trPr>
         <w:tc>
           <w:tcPr>
-            <w:tcW w:type="dxa" w:w="877"/>
+            <w:tcW w:type="dxa" w:w="956"/>
             <w:tcBorders>
               <w:top w:val="none" w:color="FFFFFF" w:sz="0"/>
               <w:left w:val="none" w:color="FFFFFF" w:sz="0"/>
@@ -13876,7 +13944,7 @@
         </w:tc>
         <w:tc>
           <w:tcPr>
-            <w:tcW w:type="dxa" w:w="1206"/>
+            <w:tcW w:type="dxa" w:w="1168"/>
             <w:tcBorders>
               <w:top w:val="none" w:color="FFFFFF" w:sz="0"/>
               <w:left w:val="none" w:color="FFFFFF" w:sz="0"/>
@@ -13911,7 +13979,7 @@
         </w:tc>
         <w:tc>
           <w:tcPr>
-            <w:tcW w:type="dxa" w:w="2193"/>
+            <w:tcW w:type="dxa" w:w="1912"/>
             <w:tcBorders>
               <w:top w:val="none" w:color="FFFFFF" w:sz="0"/>
               <w:left w:val="none" w:color="FFFFFF" w:sz="0"/>
@@ -13946,7 +14014,7 @@
         </w:tc>
         <w:tc>
           <w:tcPr>
-            <w:tcW w:type="dxa" w:w="548"/>
+            <w:tcW w:type="dxa" w:w="531"/>
             <w:tcBorders>
               <w:top w:val="none" w:color="FFFFFF" w:sz="0"/>
               <w:left w:val="none" w:color="FFFFFF" w:sz="0"/>
@@ -13975,13 +14043,48 @@
                 <w:sz w:val="14"/>
                 <w:szCs w:val="14"/>
               </w:rPr>
+              <w:t xml:space="preserve">17</w:t>
+            </w:r>
+          </w:p>
+        </w:tc>
+        <w:tc>
+          <w:tcPr>
+            <w:tcW w:type="dxa" w:w="531"/>
+            <w:tcBorders>
+              <w:top w:val="none" w:color="FFFFFF" w:sz="0"/>
+              <w:left w:val="none" w:color="FFFFFF" w:sz="0"/>
+              <w:bottom w:val="single" w:color="DDE4E9" w:sz="4"/>
+              <w:right w:val="none" w:color="FFFFFF" w:sz="0"/>
+            </w:tcBorders>
+            <w:shd w:fill="EEF3F6" w:color="auto" w:val="clear"/>
+            <w:tcMar>
+              <w:top w:type="dxa" w:w="50"/>
+              <w:left w:type="dxa" w:w="80"/>
+              <w:bottom w:type="dxa" w:w="50"/>
+              <w:right w:type="dxa" w:w="80"/>
+            </w:tcMar>
+            <w:vAlign w:val="center"/>
+          </w:tcPr>
+          <w:p>
+            <w:pPr>
+              <w:jc w:val="right"/>
+            </w:pPr>
+            <w:r>
+              <w:rPr>
+                <w:rFonts w:ascii="Microsoft JhengHei" w:cs="Microsoft JhengHei" w:eastAsia="Microsoft JhengHei" w:hAnsi="Microsoft JhengHei"/>
+                <w:b w:val="false"/>
+                <w:bCs w:val="false"/>
+                <w:color w:val="1E2A33"/>
+                <w:sz w:val="14"/>
+                <w:szCs w:val="14"/>
+              </w:rPr>
               <w:t xml:space="preserve">4</w:t>
             </w:r>
           </w:p>
         </w:tc>
         <w:tc>
           <w:tcPr>
-            <w:tcW w:type="dxa" w:w="877"/>
+            <w:tcW w:type="dxa" w:w="849"/>
             <w:tcBorders>
               <w:top w:val="none" w:color="FFFFFF" w:sz="0"/>
               <w:left w:val="none" w:color="FFFFFF" w:sz="0"/>
@@ -14016,7 +14119,7 @@
         </w:tc>
         <w:tc>
           <w:tcPr>
-            <w:tcW w:type="dxa" w:w="877"/>
+            <w:tcW w:type="dxa" w:w="743"/>
             <w:tcBorders>
               <w:top w:val="none" w:color="FFFFFF" w:sz="0"/>
               <w:left w:val="none" w:color="FFFFFF" w:sz="0"/>
@@ -14051,7 +14154,7 @@
         </w:tc>
         <w:tc>
           <w:tcPr>
-            <w:tcW w:type="dxa" w:w="1096"/>
+            <w:tcW w:type="dxa" w:w="1062"/>
             <w:tcBorders>
               <w:top w:val="none" w:color="FFFFFF" w:sz="0"/>
               <w:left w:val="none" w:color="FFFFFF" w:sz="0"/>
@@ -14086,7 +14189,7 @@
         </w:tc>
         <w:tc>
           <w:tcPr>
-            <w:tcW w:type="dxa" w:w="1206"/>
+            <w:tcW w:type="dxa" w:w="1168"/>
             <w:tcBorders>
               <w:top w:val="none" w:color="FFFFFF" w:sz="0"/>
               <w:left w:val="none" w:color="FFFFFF" w:sz="0"/>
@@ -14121,7 +14224,7 @@
         </w:tc>
         <w:tc>
           <w:tcPr>
-            <w:tcW w:type="dxa" w:w="1212"/>
+            <w:tcW w:type="dxa" w:w="1172"/>
             <w:tcBorders>
               <w:top w:val="none" w:color="FFFFFF" w:sz="0"/>
               <w:left w:val="none" w:color="FFFFFF" w:sz="0"/>
@@ -14161,7 +14264,7 @@
         </w:trPr>
         <w:tc>
           <w:tcPr>
-            <w:tcW w:type="dxa" w:w="877"/>
+            <w:tcW w:type="dxa" w:w="956"/>
             <w:tcBorders>
               <w:top w:val="none" w:color="FFFFFF" w:sz="0"/>
               <w:left w:val="none" w:color="FFFFFF" w:sz="0"/>
@@ -14196,7 +14299,7 @@
         </w:tc>
         <w:tc>
           <w:tcPr>
-            <w:tcW w:type="dxa" w:w="1206"/>
+            <w:tcW w:type="dxa" w:w="1168"/>
             <w:tcBorders>
               <w:top w:val="none" w:color="FFFFFF" w:sz="0"/>
               <w:left w:val="none" w:color="FFFFFF" w:sz="0"/>
@@ -14231,7 +14334,7 @@
         </w:tc>
         <w:tc>
           <w:tcPr>
-            <w:tcW w:type="dxa" w:w="2193"/>
+            <w:tcW w:type="dxa" w:w="1912"/>
             <w:tcBorders>
               <w:top w:val="none" w:color="FFFFFF" w:sz="0"/>
               <w:left w:val="none" w:color="FFFFFF" w:sz="0"/>
@@ -14266,7 +14369,7 @@
         </w:tc>
         <w:tc>
           <w:tcPr>
-            <w:tcW w:type="dxa" w:w="548"/>
+            <w:tcW w:type="dxa" w:w="531"/>
             <w:tcBorders>
               <w:top w:val="none" w:color="FFFFFF" w:sz="0"/>
               <w:left w:val="none" w:color="FFFFFF" w:sz="0"/>
@@ -14295,13 +14398,48 @@
                 <w:sz w:val="14"/>
                 <w:szCs w:val="14"/>
               </w:rPr>
+              <w:t xml:space="preserve">20</w:t>
+            </w:r>
+          </w:p>
+        </w:tc>
+        <w:tc>
+          <w:tcPr>
+            <w:tcW w:type="dxa" w:w="531"/>
+            <w:tcBorders>
+              <w:top w:val="none" w:color="FFFFFF" w:sz="0"/>
+              <w:left w:val="none" w:color="FFFFFF" w:sz="0"/>
+              <w:bottom w:val="single" w:color="DDE4E9" w:sz="4"/>
+              <w:right w:val="none" w:color="FFFFFF" w:sz="0"/>
+            </w:tcBorders>
+            <w:shd w:fill="FFFFFF" w:color="auto" w:val="clear"/>
+            <w:tcMar>
+              <w:top w:type="dxa" w:w="50"/>
+              <w:left w:type="dxa" w:w="80"/>
+              <w:bottom w:type="dxa" w:w="50"/>
+              <w:right w:type="dxa" w:w="80"/>
+            </w:tcMar>
+            <w:vAlign w:val="center"/>
+          </w:tcPr>
+          <w:p>
+            <w:pPr>
+              <w:jc w:val="right"/>
+            </w:pPr>
+            <w:r>
+              <w:rPr>
+                <w:rFonts w:ascii="Microsoft JhengHei" w:cs="Microsoft JhengHei" w:eastAsia="Microsoft JhengHei" w:hAnsi="Microsoft JhengHei"/>
+                <w:b w:val="false"/>
+                <w:bCs w:val="false"/>
+                <w:color w:val="1E2A33"/>
+                <w:sz w:val="14"/>
+                <w:szCs w:val="14"/>
+              </w:rPr>
               <w:t xml:space="preserve">10</w:t>
             </w:r>
           </w:p>
         </w:tc>
         <w:tc>
           <w:tcPr>
-            <w:tcW w:type="dxa" w:w="877"/>
+            <w:tcW w:type="dxa" w:w="849"/>
             <w:tcBorders>
               <w:top w:val="none" w:color="FFFFFF" w:sz="0"/>
               <w:left w:val="none" w:color="FFFFFF" w:sz="0"/>
@@ -14336,7 +14474,7 @@
         </w:tc>
         <w:tc>
           <w:tcPr>
-            <w:tcW w:type="dxa" w:w="877"/>
+            <w:tcW w:type="dxa" w:w="743"/>
             <w:tcBorders>
               <w:top w:val="none" w:color="FFFFFF" w:sz="0"/>
               <w:left w:val="none" w:color="FFFFFF" w:sz="0"/>
@@ -14371,7 +14509,7 @@
         </w:tc>
         <w:tc>
           <w:tcPr>
-            <w:tcW w:type="dxa" w:w="1096"/>
+            <w:tcW w:type="dxa" w:w="1062"/>
             <w:tcBorders>
               <w:top w:val="none" w:color="FFFFFF" w:sz="0"/>
               <w:left w:val="none" w:color="FFFFFF" w:sz="0"/>
@@ -14406,7 +14544,7 @@
         </w:tc>
         <w:tc>
           <w:tcPr>
-            <w:tcW w:type="dxa" w:w="1206"/>
+            <w:tcW w:type="dxa" w:w="1168"/>
             <w:tcBorders>
               <w:top w:val="none" w:color="FFFFFF" w:sz="0"/>
               <w:left w:val="none" w:color="FFFFFF" w:sz="0"/>
@@ -14441,7 +14579,7 @@
         </w:tc>
         <w:tc>
           <w:tcPr>
-            <w:tcW w:type="dxa" w:w="1212"/>
+            <w:tcW w:type="dxa" w:w="1172"/>
             <w:tcBorders>
               <w:top w:val="none" w:color="FFFFFF" w:sz="0"/>
               <w:left w:val="none" w:color="FFFFFF" w:sz="0"/>
@@ -14481,7 +14619,7 @@
         </w:trPr>
         <w:tc>
           <w:tcPr>
-            <w:tcW w:type="dxa" w:w="877"/>
+            <w:tcW w:type="dxa" w:w="956"/>
             <w:tcBorders>
               <w:top w:val="none" w:color="FFFFFF" w:sz="0"/>
               <w:left w:val="none" w:color="FFFFFF" w:sz="0"/>
@@ -14516,7 +14654,7 @@
         </w:tc>
         <w:tc>
           <w:tcPr>
-            <w:tcW w:type="dxa" w:w="1206"/>
+            <w:tcW w:type="dxa" w:w="1168"/>
             <w:tcBorders>
               <w:top w:val="none" w:color="FFFFFF" w:sz="0"/>
               <w:left w:val="none" w:color="FFFFFF" w:sz="0"/>
@@ -14551,7 +14689,7 @@
         </w:tc>
         <w:tc>
           <w:tcPr>
-            <w:tcW w:type="dxa" w:w="2193"/>
+            <w:tcW w:type="dxa" w:w="1912"/>
             <w:tcBorders>
               <w:top w:val="none" w:color="FFFFFF" w:sz="0"/>
               <w:left w:val="none" w:color="FFFFFF" w:sz="0"/>
@@ -14586,7 +14724,7 @@
         </w:tc>
         <w:tc>
           <w:tcPr>
-            <w:tcW w:type="dxa" w:w="548"/>
+            <w:tcW w:type="dxa" w:w="531"/>
             <w:tcBorders>
               <w:top w:val="none" w:color="FFFFFF" w:sz="0"/>
               <w:left w:val="none" w:color="FFFFFF" w:sz="0"/>
@@ -14615,13 +14753,48 @@
                 <w:sz w:val="14"/>
                 <w:szCs w:val="14"/>
               </w:rPr>
+              <w:t xml:space="preserve">17</w:t>
+            </w:r>
+          </w:p>
+        </w:tc>
+        <w:tc>
+          <w:tcPr>
+            <w:tcW w:type="dxa" w:w="531"/>
+            <w:tcBorders>
+              <w:top w:val="none" w:color="FFFFFF" w:sz="0"/>
+              <w:left w:val="none" w:color="FFFFFF" w:sz="0"/>
+              <w:bottom w:val="single" w:color="DDE4E9" w:sz="4"/>
+              <w:right w:val="none" w:color="FFFFFF" w:sz="0"/>
+            </w:tcBorders>
+            <w:shd w:fill="EEF3F6" w:color="auto" w:val="clear"/>
+            <w:tcMar>
+              <w:top w:type="dxa" w:w="50"/>
+              <w:left w:type="dxa" w:w="80"/>
+              <w:bottom w:type="dxa" w:w="50"/>
+              <w:right w:type="dxa" w:w="80"/>
+            </w:tcMar>
+            <w:vAlign w:val="center"/>
+          </w:tcPr>
+          <w:p>
+            <w:pPr>
+              <w:jc w:val="right"/>
+            </w:pPr>
+            <w:r>
+              <w:rPr>
+                <w:rFonts w:ascii="Microsoft JhengHei" w:cs="Microsoft JhengHei" w:eastAsia="Microsoft JhengHei" w:hAnsi="Microsoft JhengHei"/>
+                <w:b w:val="false"/>
+                <w:bCs w:val="false"/>
+                <w:color w:val="1E2A33"/>
+                <w:sz w:val="14"/>
+                <w:szCs w:val="14"/>
+              </w:rPr>
               <w:t xml:space="preserve">5</w:t>
             </w:r>
           </w:p>
         </w:tc>
         <w:tc>
           <w:tcPr>
-            <w:tcW w:type="dxa" w:w="877"/>
+            <w:tcW w:type="dxa" w:w="849"/>
             <w:tcBorders>
               <w:top w:val="none" w:color="FFFFFF" w:sz="0"/>
               <w:left w:val="none" w:color="FFFFFF" w:sz="0"/>
@@ -14656,7 +14829,7 @@
         </w:tc>
         <w:tc>
           <w:tcPr>
-            <w:tcW w:type="dxa" w:w="877"/>
+            <w:tcW w:type="dxa" w:w="743"/>
             <w:tcBorders>
               <w:top w:val="none" w:color="FFFFFF" w:sz="0"/>
               <w:left w:val="none" w:color="FFFFFF" w:sz="0"/>
@@ -14691,7 +14864,7 @@
         </w:tc>
         <w:tc>
           <w:tcPr>
-            <w:tcW w:type="dxa" w:w="1096"/>
+            <w:tcW w:type="dxa" w:w="1062"/>
             <w:tcBorders>
               <w:top w:val="none" w:color="FFFFFF" w:sz="0"/>
               <w:left w:val="none" w:color="FFFFFF" w:sz="0"/>
@@ -14726,7 +14899,7 @@
         </w:tc>
         <w:tc>
           <w:tcPr>
-            <w:tcW w:type="dxa" w:w="1206"/>
+            <w:tcW w:type="dxa" w:w="1168"/>
             <w:tcBorders>
               <w:top w:val="none" w:color="FFFFFF" w:sz="0"/>
               <w:left w:val="none" w:color="FFFFFF" w:sz="0"/>
@@ -14761,7 +14934,7 @@
         </w:tc>
         <w:tc>
           <w:tcPr>
-            <w:tcW w:type="dxa" w:w="1212"/>
+            <w:tcW w:type="dxa" w:w="1172"/>
             <w:tcBorders>
               <w:top w:val="none" w:color="FFFFFF" w:sz="0"/>
               <w:left w:val="none" w:color="FFFFFF" w:sz="0"/>
@@ -14801,7 +14974,7 @@
         </w:trPr>
         <w:tc>
           <w:tcPr>
-            <w:tcW w:type="dxa" w:w="877"/>
+            <w:tcW w:type="dxa" w:w="956"/>
             <w:tcBorders>
               <w:top w:val="none" w:color="FFFFFF" w:sz="0"/>
               <w:left w:val="none" w:color="FFFFFF" w:sz="0"/>
@@ -14836,7 +15009,7 @@
         </w:tc>
         <w:tc>
           <w:tcPr>
-            <w:tcW w:type="dxa" w:w="1206"/>
+            <w:tcW w:type="dxa" w:w="1168"/>
             <w:tcBorders>
               <w:top w:val="none" w:color="FFFFFF" w:sz="0"/>
               <w:left w:val="none" w:color="FFFFFF" w:sz="0"/>
@@ -14871,7 +15044,7 @@
         </w:tc>
         <w:tc>
           <w:tcPr>
-            <w:tcW w:type="dxa" w:w="2193"/>
+            <w:tcW w:type="dxa" w:w="1912"/>
             <w:tcBorders>
               <w:top w:val="none" w:color="FFFFFF" w:sz="0"/>
               <w:left w:val="none" w:color="FFFFFF" w:sz="0"/>
@@ -14906,7 +15079,7 @@
         </w:tc>
         <w:tc>
           <w:tcPr>
-            <w:tcW w:type="dxa" w:w="548"/>
+            <w:tcW w:type="dxa" w:w="531"/>
             <w:tcBorders>
               <w:top w:val="none" w:color="FFFFFF" w:sz="0"/>
               <w:left w:val="none" w:color="FFFFFF" w:sz="0"/>
@@ -14935,13 +15108,48 @@
                 <w:sz w:val="14"/>
                 <w:szCs w:val="14"/>
               </w:rPr>
+              <w:t xml:space="preserve">16</w:t>
+            </w:r>
+          </w:p>
+        </w:tc>
+        <w:tc>
+          <w:tcPr>
+            <w:tcW w:type="dxa" w:w="531"/>
+            <w:tcBorders>
+              <w:top w:val="none" w:color="FFFFFF" w:sz="0"/>
+              <w:left w:val="none" w:color="FFFFFF" w:sz="0"/>
+              <w:bottom w:val="single" w:color="DDE4E9" w:sz="4"/>
+              <w:right w:val="none" w:color="FFFFFF" w:sz="0"/>
+            </w:tcBorders>
+            <w:shd w:fill="FFFFFF" w:color="auto" w:val="clear"/>
+            <w:tcMar>
+              <w:top w:type="dxa" w:w="50"/>
+              <w:left w:type="dxa" w:w="80"/>
+              <w:bottom w:type="dxa" w:w="50"/>
+              <w:right w:type="dxa" w:w="80"/>
+            </w:tcMar>
+            <w:vAlign w:val="center"/>
+          </w:tcPr>
+          <w:p>
+            <w:pPr>
+              <w:jc w:val="right"/>
+            </w:pPr>
+            <w:r>
+              <w:rPr>
+                <w:rFonts w:ascii="Microsoft JhengHei" w:cs="Microsoft JhengHei" w:eastAsia="Microsoft JhengHei" w:hAnsi="Microsoft JhengHei"/>
+                <w:b w:val="false"/>
+                <w:bCs w:val="false"/>
+                <w:color w:val="1E2A33"/>
+                <w:sz w:val="14"/>
+                <w:szCs w:val="14"/>
+              </w:rPr>
               <w:t xml:space="preserve">9</w:t>
             </w:r>
           </w:p>
         </w:tc>
         <w:tc>
           <w:tcPr>
-            <w:tcW w:type="dxa" w:w="877"/>
+            <w:tcW w:type="dxa" w:w="849"/>
             <w:tcBorders>
               <w:top w:val="none" w:color="FFFFFF" w:sz="0"/>
               <w:left w:val="none" w:color="FFFFFF" w:sz="0"/>
@@ -14976,7 +15184,7 @@
         </w:tc>
         <w:tc>
           <w:tcPr>
-            <w:tcW w:type="dxa" w:w="877"/>
+            <w:tcW w:type="dxa" w:w="743"/>
             <w:tcBorders>
               <w:top w:val="none" w:color="FFFFFF" w:sz="0"/>
               <w:left w:val="none" w:color="FFFFFF" w:sz="0"/>
@@ -15011,7 +15219,7 @@
         </w:tc>
         <w:tc>
           <w:tcPr>
-            <w:tcW w:type="dxa" w:w="1096"/>
+            <w:tcW w:type="dxa" w:w="1062"/>
             <w:tcBorders>
               <w:top w:val="none" w:color="FFFFFF" w:sz="0"/>
               <w:left w:val="none" w:color="FFFFFF" w:sz="0"/>
@@ -15046,7 +15254,7 @@
         </w:tc>
         <w:tc>
           <w:tcPr>
-            <w:tcW w:type="dxa" w:w="1206"/>
+            <w:tcW w:type="dxa" w:w="1168"/>
             <w:tcBorders>
               <w:top w:val="none" w:color="FFFFFF" w:sz="0"/>
               <w:left w:val="none" w:color="FFFFFF" w:sz="0"/>
@@ -15081,7 +15289,7 @@
         </w:tc>
         <w:tc>
           <w:tcPr>
-            <w:tcW w:type="dxa" w:w="1212"/>
+            <w:tcW w:type="dxa" w:w="1172"/>
             <w:tcBorders>
               <w:top w:val="none" w:color="FFFFFF" w:sz="0"/>
               <w:left w:val="none" w:color="FFFFFF" w:sz="0"/>
@@ -15121,7 +15329,7 @@
         </w:trPr>
         <w:tc>
           <w:tcPr>
-            <w:tcW w:type="dxa" w:w="877"/>
+            <w:tcW w:type="dxa" w:w="956"/>
             <w:tcBorders>
               <w:top w:val="none" w:color="FFFFFF" w:sz="0"/>
               <w:left w:val="none" w:color="FFFFFF" w:sz="0"/>
@@ -15156,7 +15364,7 @@
         </w:tc>
         <w:tc>
           <w:tcPr>
-            <w:tcW w:type="dxa" w:w="1206"/>
+            <w:tcW w:type="dxa" w:w="1168"/>
             <w:tcBorders>
               <w:top w:val="none" w:color="FFFFFF" w:sz="0"/>
               <w:left w:val="none" w:color="FFFFFF" w:sz="0"/>
@@ -15191,7 +15399,7 @@
         </w:tc>
         <w:tc>
           <w:tcPr>
-            <w:tcW w:type="dxa" w:w="2193"/>
+            <w:tcW w:type="dxa" w:w="1912"/>
             <w:tcBorders>
               <w:top w:val="none" w:color="FFFFFF" w:sz="0"/>
               <w:left w:val="none" w:color="FFFFFF" w:sz="0"/>
@@ -15226,7 +15434,7 @@
         </w:tc>
         <w:tc>
           <w:tcPr>
-            <w:tcW w:type="dxa" w:w="548"/>
+            <w:tcW w:type="dxa" w:w="531"/>
             <w:tcBorders>
               <w:top w:val="none" w:color="FFFFFF" w:sz="0"/>
               <w:left w:val="none" w:color="FFFFFF" w:sz="0"/>
@@ -15255,13 +15463,48 @@
                 <w:sz w:val="14"/>
                 <w:szCs w:val="14"/>
               </w:rPr>
+              <w:t xml:space="preserve">20</w:t>
+            </w:r>
+          </w:p>
+        </w:tc>
+        <w:tc>
+          <w:tcPr>
+            <w:tcW w:type="dxa" w:w="531"/>
+            <w:tcBorders>
+              <w:top w:val="none" w:color="FFFFFF" w:sz="0"/>
+              <w:left w:val="none" w:color="FFFFFF" w:sz="0"/>
+              <w:bottom w:val="single" w:color="DDE4E9" w:sz="4"/>
+              <w:right w:val="none" w:color="FFFFFF" w:sz="0"/>
+            </w:tcBorders>
+            <w:shd w:fill="EEF3F6" w:color="auto" w:val="clear"/>
+            <w:tcMar>
+              <w:top w:type="dxa" w:w="50"/>
+              <w:left w:type="dxa" w:w="80"/>
+              <w:bottom w:type="dxa" w:w="50"/>
+              <w:right w:type="dxa" w:w="80"/>
+            </w:tcMar>
+            <w:vAlign w:val="center"/>
+          </w:tcPr>
+          <w:p>
+            <w:pPr>
+              <w:jc w:val="right"/>
+            </w:pPr>
+            <w:r>
+              <w:rPr>
+                <w:rFonts w:ascii="Microsoft JhengHei" w:cs="Microsoft JhengHei" w:eastAsia="Microsoft JhengHei" w:hAnsi="Microsoft JhengHei"/>
+                <w:b w:val="false"/>
+                <w:bCs w:val="false"/>
+                <w:color w:val="1E2A33"/>
+                <w:sz w:val="14"/>
+                <w:szCs w:val="14"/>
+              </w:rPr>
               <w:t xml:space="preserve">16</w:t>
             </w:r>
           </w:p>
         </w:tc>
         <w:tc>
           <w:tcPr>
-            <w:tcW w:type="dxa" w:w="877"/>
+            <w:tcW w:type="dxa" w:w="849"/>
             <w:tcBorders>
               <w:top w:val="none" w:color="FFFFFF" w:sz="0"/>
               <w:left w:val="none" w:color="FFFFFF" w:sz="0"/>
@@ -15296,7 +15539,7 @@
         </w:tc>
         <w:tc>
           <w:tcPr>
-            <w:tcW w:type="dxa" w:w="877"/>
+            <w:tcW w:type="dxa" w:w="743"/>
             <w:tcBorders>
               <w:top w:val="none" w:color="FFFFFF" w:sz="0"/>
               <w:left w:val="none" w:color="FFFFFF" w:sz="0"/>
@@ -15331,7 +15574,7 @@
         </w:tc>
         <w:tc>
           <w:tcPr>
-            <w:tcW w:type="dxa" w:w="1096"/>
+            <w:tcW w:type="dxa" w:w="1062"/>
             <w:tcBorders>
               <w:top w:val="none" w:color="FFFFFF" w:sz="0"/>
               <w:left w:val="none" w:color="FFFFFF" w:sz="0"/>
@@ -15366,7 +15609,7 @@
         </w:tc>
         <w:tc>
           <w:tcPr>
-            <w:tcW w:type="dxa" w:w="1206"/>
+            <w:tcW w:type="dxa" w:w="1168"/>
             <w:tcBorders>
               <w:top w:val="none" w:color="FFFFFF" w:sz="0"/>
               <w:left w:val="none" w:color="FFFFFF" w:sz="0"/>
@@ -15401,7 +15644,7 @@
         </w:tc>
         <w:tc>
           <w:tcPr>
-            <w:tcW w:type="dxa" w:w="1212"/>
+            <w:tcW w:type="dxa" w:w="1172"/>
             <w:tcBorders>
               <w:top w:val="none" w:color="FFFFFF" w:sz="0"/>
               <w:left w:val="none" w:color="FFFFFF" w:sz="0"/>
@@ -15441,7 +15684,7 @@
         </w:trPr>
         <w:tc>
           <w:tcPr>
-            <w:tcW w:type="dxa" w:w="877"/>
+            <w:tcW w:type="dxa" w:w="956"/>
             <w:tcBorders>
               <w:top w:val="none" w:color="FFFFFF" w:sz="0"/>
               <w:left w:val="none" w:color="FFFFFF" w:sz="0"/>
@@ -15476,7 +15719,7 @@
         </w:tc>
         <w:tc>
           <w:tcPr>
-            <w:tcW w:type="dxa" w:w="1206"/>
+            <w:tcW w:type="dxa" w:w="1168"/>
             <w:tcBorders>
               <w:top w:val="none" w:color="FFFFFF" w:sz="0"/>
               <w:left w:val="none" w:color="FFFFFF" w:sz="0"/>
@@ -15511,7 +15754,7 @@
         </w:tc>
         <w:tc>
           <w:tcPr>
-            <w:tcW w:type="dxa" w:w="2193"/>
+            <w:tcW w:type="dxa" w:w="1912"/>
             <w:tcBorders>
               <w:top w:val="none" w:color="FFFFFF" w:sz="0"/>
               <w:left w:val="none" w:color="FFFFFF" w:sz="0"/>
@@ -15546,7 +15789,7 @@
         </w:tc>
         <w:tc>
           <w:tcPr>
-            <w:tcW w:type="dxa" w:w="548"/>
+            <w:tcW w:type="dxa" w:w="531"/>
             <w:tcBorders>
               <w:top w:val="none" w:color="FFFFFF" w:sz="0"/>
               <w:left w:val="none" w:color="FFFFFF" w:sz="0"/>
@@ -15575,13 +15818,13 @@
                 <w:sz w:val="14"/>
                 <w:szCs w:val="14"/>
               </w:rPr>
-              <w:t xml:space="preserve">28</w:t>
-            </w:r>
-          </w:p>
-        </w:tc>
-        <w:tc>
-          <w:tcPr>
-            <w:tcW w:type="dxa" w:w="877"/>
+              <w:t xml:space="preserve">16</w:t>
+            </w:r>
+          </w:p>
+        </w:tc>
+        <w:tc>
+          <w:tcPr>
+            <w:tcW w:type="dxa" w:w="531"/>
             <w:tcBorders>
               <w:top w:val="none" w:color="FFFFFF" w:sz="0"/>
               <w:left w:val="none" w:color="FFFFFF" w:sz="0"/>
@@ -15610,13 +15853,13 @@
                 <w:sz w:val="14"/>
                 <w:szCs w:val="14"/>
               </w:rPr>
-              <w:t xml:space="preserve">3,500</w:t>
-            </w:r>
-          </w:p>
-        </w:tc>
-        <w:tc>
-          <w:tcPr>
-            <w:tcW w:type="dxa" w:w="877"/>
+              <w:t xml:space="preserve">28</w:t>
+            </w:r>
+          </w:p>
+        </w:tc>
+        <w:tc>
+          <w:tcPr>
+            <w:tcW w:type="dxa" w:w="849"/>
             <w:tcBorders>
               <w:top w:val="none" w:color="FFFFFF" w:sz="0"/>
               <w:left w:val="none" w:color="FFFFFF" w:sz="0"/>
@@ -15645,13 +15888,13 @@
                 <w:sz w:val="14"/>
                 <w:szCs w:val="14"/>
               </w:rPr>
-              <w:t xml:space="preserve">92.12</w:t>
-            </w:r>
-          </w:p>
-        </w:tc>
-        <w:tc>
-          <w:tcPr>
-            <w:tcW w:type="dxa" w:w="1096"/>
+              <w:t xml:space="preserve">3,500</w:t>
+            </w:r>
+          </w:p>
+        </w:tc>
+        <w:tc>
+          <w:tcPr>
+            <w:tcW w:type="dxa" w:w="743"/>
             <w:tcBorders>
               <w:top w:val="none" w:color="FFFFFF" w:sz="0"/>
               <w:left w:val="none" w:color="FFFFFF" w:sz="0"/>
@@ -15669,7 +15912,7 @@
           </w:tcPr>
           <w:p>
             <w:pPr>
-              <w:jc w:val="left"/>
+              <w:jc w:val="right"/>
             </w:pPr>
             <w:r>
               <w:rPr>
@@ -15680,13 +15923,13 @@
                 <w:sz w:val="14"/>
                 <w:szCs w:val="14"/>
               </w:rPr>
-              <w:t xml:space="preserve">1・平面</w:t>
-            </w:r>
-          </w:p>
-        </w:tc>
-        <w:tc>
-          <w:tcPr>
-            <w:tcW w:type="dxa" w:w="1206"/>
+              <w:t xml:space="preserve">92.12</w:t>
+            </w:r>
+          </w:p>
+        </w:tc>
+        <w:tc>
+          <w:tcPr>
+            <w:tcW w:type="dxa" w:w="1062"/>
             <w:tcBorders>
               <w:top w:val="none" w:color="FFFFFF" w:sz="0"/>
               <w:left w:val="none" w:color="FFFFFF" w:sz="0"/>
@@ -15704,7 +15947,7 @@
           </w:tcPr>
           <w:p>
             <w:pPr>
-              <w:jc w:val="right"/>
+              <w:jc w:val="left"/>
             </w:pPr>
             <w:r>
               <w:rPr>
@@ -15715,13 +15958,48 @@
                 <w:sz w:val="14"/>
                 <w:szCs w:val="14"/>
               </w:rPr>
+              <w:t xml:space="preserve">1・平面</w:t>
+            </w:r>
+          </w:p>
+        </w:tc>
+        <w:tc>
+          <w:tcPr>
+            <w:tcW w:type="dxa" w:w="1168"/>
+            <w:tcBorders>
+              <w:top w:val="none" w:color="FFFFFF" w:sz="0"/>
+              <w:left w:val="none" w:color="FFFFFF" w:sz="0"/>
+              <w:bottom w:val="single" w:color="DDE4E9" w:sz="4"/>
+              <w:right w:val="none" w:color="FFFFFF" w:sz="0"/>
+            </w:tcBorders>
+            <w:shd w:fill="FBEEE0" w:color="auto" w:val="clear"/>
+            <w:tcMar>
+              <w:top w:type="dxa" w:w="50"/>
+              <w:left w:type="dxa" w:w="80"/>
+              <w:bottom w:type="dxa" w:w="50"/>
+              <w:right w:type="dxa" w:w="80"/>
+            </w:tcMar>
+            <w:vAlign w:val="center"/>
+          </w:tcPr>
+          <w:p>
+            <w:pPr>
+              <w:jc w:val="right"/>
+            </w:pPr>
+            <w:r>
+              <w:rPr>
+                <w:rFonts w:ascii="Microsoft JhengHei" w:cs="Microsoft JhengHei" w:eastAsia="Microsoft JhengHei" w:hAnsi="Microsoft JhengHei"/>
+                <w:b/>
+                <w:bCs/>
+                <w:color w:val="1E2A33"/>
+                <w:sz w:val="14"/>
+                <w:szCs w:val="14"/>
+              </w:rPr>
               <w:t xml:space="preserve">37.73*</w:t>
             </w:r>
           </w:p>
         </w:tc>
         <w:tc>
           <w:tcPr>
-            <w:tcW w:type="dxa" w:w="1212"/>
+            <w:tcW w:type="dxa" w:w="1172"/>
             <w:tcBorders>
               <w:top w:val="none" w:color="FFFFFF" w:sz="0"/>
               <w:left w:val="none" w:color="FFFFFF" w:sz="0"/>
@@ -15761,7 +16039,7 @@
         </w:trPr>
         <w:tc>
           <w:tcPr>
-            <w:tcW w:type="dxa" w:w="877"/>
+            <w:tcW w:type="dxa" w:w="956"/>
             <w:tcBorders>
               <w:top w:val="none" w:color="FFFFFF" w:sz="0"/>
               <w:left w:val="none" w:color="FFFFFF" w:sz="0"/>
@@ -15796,7 +16074,7 @@
         </w:tc>
         <w:tc>
           <w:tcPr>
-            <w:tcW w:type="dxa" w:w="1206"/>
+            <w:tcW w:type="dxa" w:w="1168"/>
             <w:tcBorders>
               <w:top w:val="none" w:color="FFFFFF" w:sz="0"/>
               <w:left w:val="none" w:color="FFFFFF" w:sz="0"/>
@@ -15831,7 +16109,7 @@
         </w:tc>
         <w:tc>
           <w:tcPr>
-            <w:tcW w:type="dxa" w:w="2193"/>
+            <w:tcW w:type="dxa" w:w="1912"/>
             <w:tcBorders>
               <w:top w:val="none" w:color="FFFFFF" w:sz="0"/>
               <w:left w:val="none" w:color="FFFFFF" w:sz="0"/>
@@ -15866,7 +16144,7 @@
         </w:tc>
         <w:tc>
           <w:tcPr>
-            <w:tcW w:type="dxa" w:w="548"/>
+            <w:tcW w:type="dxa" w:w="531"/>
             <w:tcBorders>
               <w:top w:val="none" w:color="FFFFFF" w:sz="0"/>
               <w:left w:val="none" w:color="FFFFFF" w:sz="0"/>
@@ -15895,13 +16173,48 @@
                 <w:sz w:val="14"/>
                 <w:szCs w:val="14"/>
               </w:rPr>
+              <w:t xml:space="preserve">19</w:t>
+            </w:r>
+          </w:p>
+        </w:tc>
+        <w:tc>
+          <w:tcPr>
+            <w:tcW w:type="dxa" w:w="531"/>
+            <w:tcBorders>
+              <w:top w:val="none" w:color="FFFFFF" w:sz="0"/>
+              <w:left w:val="none" w:color="FFFFFF" w:sz="0"/>
+              <w:bottom w:val="single" w:color="DDE4E9" w:sz="4"/>
+              <w:right w:val="none" w:color="FFFFFF" w:sz="0"/>
+            </w:tcBorders>
+            <w:shd w:fill="EEF3F6" w:color="auto" w:val="clear"/>
+            <w:tcMar>
+              <w:top w:type="dxa" w:w="50"/>
+              <w:left w:type="dxa" w:w="80"/>
+              <w:bottom w:type="dxa" w:w="50"/>
+              <w:right w:type="dxa" w:w="80"/>
+            </w:tcMar>
+            <w:vAlign w:val="center"/>
+          </w:tcPr>
+          <w:p>
+            <w:pPr>
+              <w:jc w:val="right"/>
+            </w:pPr>
+            <w:r>
+              <w:rPr>
+                <w:rFonts w:ascii="Microsoft JhengHei" w:cs="Microsoft JhengHei" w:eastAsia="Microsoft JhengHei" w:hAnsi="Microsoft JhengHei"/>
+                <w:b w:val="false"/>
+                <w:bCs w:val="false"/>
+                <w:color w:val="1E2A33"/>
+                <w:sz w:val="14"/>
+                <w:szCs w:val="14"/>
+              </w:rPr>
               <w:t xml:space="preserve">3</w:t>
             </w:r>
           </w:p>
         </w:tc>
         <w:tc>
           <w:tcPr>
-            <w:tcW w:type="dxa" w:w="877"/>
+            <w:tcW w:type="dxa" w:w="849"/>
             <w:tcBorders>
               <w:top w:val="none" w:color="FFFFFF" w:sz="0"/>
               <w:left w:val="none" w:color="FFFFFF" w:sz="0"/>
@@ -15936,7 +16249,7 @@
         </w:tc>
         <w:tc>
           <w:tcPr>
-            <w:tcW w:type="dxa" w:w="877"/>
+            <w:tcW w:type="dxa" w:w="743"/>
             <w:tcBorders>
               <w:top w:val="none" w:color="FFFFFF" w:sz="0"/>
               <w:left w:val="none" w:color="FFFFFF" w:sz="0"/>
@@ -15971,7 +16284,7 @@
         </w:tc>
         <w:tc>
           <w:tcPr>
-            <w:tcW w:type="dxa" w:w="1096"/>
+            <w:tcW w:type="dxa" w:w="1062"/>
             <w:tcBorders>
               <w:top w:val="none" w:color="FFFFFF" w:sz="0"/>
               <w:left w:val="none" w:color="FFFFFF" w:sz="0"/>
@@ -16006,7 +16319,7 @@
         </w:tc>
         <w:tc>
           <w:tcPr>
-            <w:tcW w:type="dxa" w:w="1206"/>
+            <w:tcW w:type="dxa" w:w="1168"/>
             <w:tcBorders>
               <w:top w:val="none" w:color="FFFFFF" w:sz="0"/>
               <w:left w:val="none" w:color="FFFFFF" w:sz="0"/>
@@ -16041,7 +16354,7 @@
         </w:tc>
         <w:tc>
           <w:tcPr>
-            <w:tcW w:type="dxa" w:w="1212"/>
+            <w:tcW w:type="dxa" w:w="1172"/>
             <w:tcBorders>
               <w:top w:val="none" w:color="FFFFFF" w:sz="0"/>
               <w:left w:val="none" w:color="FFFFFF" w:sz="0"/>
@@ -16081,7 +16394,7 @@
         </w:trPr>
         <w:tc>
           <w:tcPr>
-            <w:tcW w:type="dxa" w:w="877"/>
+            <w:tcW w:type="dxa" w:w="956"/>
             <w:tcBorders>
               <w:top w:val="none" w:color="FFFFFF" w:sz="0"/>
               <w:left w:val="none" w:color="FFFFFF" w:sz="0"/>
@@ -16116,7 +16429,7 @@
         </w:tc>
         <w:tc>
           <w:tcPr>
-            <w:tcW w:type="dxa" w:w="1206"/>
+            <w:tcW w:type="dxa" w:w="1168"/>
             <w:tcBorders>
               <w:top w:val="none" w:color="FFFFFF" w:sz="0"/>
               <w:left w:val="none" w:color="FFFFFF" w:sz="0"/>
@@ -16151,7 +16464,7 @@
         </w:tc>
         <w:tc>
           <w:tcPr>
-            <w:tcW w:type="dxa" w:w="2193"/>
+            <w:tcW w:type="dxa" w:w="1912"/>
             <w:tcBorders>
               <w:top w:val="none" w:color="FFFFFF" w:sz="0"/>
               <w:left w:val="none" w:color="FFFFFF" w:sz="0"/>
@@ -16186,7 +16499,7 @@
         </w:tc>
         <w:tc>
           <w:tcPr>
-            <w:tcW w:type="dxa" w:w="548"/>
+            <w:tcW w:type="dxa" w:w="531"/>
             <w:tcBorders>
               <w:top w:val="none" w:color="FFFFFF" w:sz="0"/>
               <w:left w:val="none" w:color="FFFFFF" w:sz="0"/>
@@ -16215,13 +16528,48 @@
                 <w:sz w:val="14"/>
                 <w:szCs w:val="14"/>
               </w:rPr>
+              <w:t xml:space="preserve">19</w:t>
+            </w:r>
+          </w:p>
+        </w:tc>
+        <w:tc>
+          <w:tcPr>
+            <w:tcW w:type="dxa" w:w="531"/>
+            <w:tcBorders>
+              <w:top w:val="none" w:color="FFFFFF" w:sz="0"/>
+              <w:left w:val="none" w:color="FFFFFF" w:sz="0"/>
+              <w:bottom w:val="single" w:color="DDE4E9" w:sz="4"/>
+              <w:right w:val="none" w:color="FFFFFF" w:sz="0"/>
+            </w:tcBorders>
+            <w:shd w:fill="FFFFFF" w:color="auto" w:val="clear"/>
+            <w:tcMar>
+              <w:top w:type="dxa" w:w="50"/>
+              <w:left w:type="dxa" w:w="80"/>
+              <w:bottom w:type="dxa" w:w="50"/>
+              <w:right w:type="dxa" w:w="80"/>
+            </w:tcMar>
+            <w:vAlign w:val="center"/>
+          </w:tcPr>
+          <w:p>
+            <w:pPr>
+              <w:jc w:val="right"/>
+            </w:pPr>
+            <w:r>
+              <w:rPr>
+                <w:rFonts w:ascii="Microsoft JhengHei" w:cs="Microsoft JhengHei" w:eastAsia="Microsoft JhengHei" w:hAnsi="Microsoft JhengHei"/>
+                <w:b w:val="false"/>
+                <w:bCs w:val="false"/>
+                <w:color w:val="1E2A33"/>
+                <w:sz w:val="14"/>
+                <w:szCs w:val="14"/>
+              </w:rPr>
               <w:t xml:space="preserve">17</w:t>
             </w:r>
           </w:p>
         </w:tc>
         <w:tc>
           <w:tcPr>
-            <w:tcW w:type="dxa" w:w="877"/>
+            <w:tcW w:type="dxa" w:w="849"/>
             <w:tcBorders>
               <w:top w:val="none" w:color="FFFFFF" w:sz="0"/>
               <w:left w:val="none" w:color="FFFFFF" w:sz="0"/>
@@ -16256,7 +16604,7 @@
         </w:tc>
         <w:tc>
           <w:tcPr>
-            <w:tcW w:type="dxa" w:w="877"/>
+            <w:tcW w:type="dxa" w:w="743"/>
             <w:tcBorders>
               <w:top w:val="none" w:color="FFFFFF" w:sz="0"/>
               <w:left w:val="none" w:color="FFFFFF" w:sz="0"/>
@@ -16291,7 +16639,7 @@
         </w:tc>
         <w:tc>
           <w:tcPr>
-            <w:tcW w:type="dxa" w:w="1096"/>
+            <w:tcW w:type="dxa" w:w="1062"/>
             <w:tcBorders>
               <w:top w:val="none" w:color="FFFFFF" w:sz="0"/>
               <w:left w:val="none" w:color="FFFFFF" w:sz="0"/>
@@ -16326,7 +16674,7 @@
         </w:tc>
         <w:tc>
           <w:tcPr>
-            <w:tcW w:type="dxa" w:w="1206"/>
+            <w:tcW w:type="dxa" w:w="1168"/>
             <w:tcBorders>
               <w:top w:val="none" w:color="FFFFFF" w:sz="0"/>
               <w:left w:val="none" w:color="FFFFFF" w:sz="0"/>
@@ -16361,7 +16709,7 @@
         </w:tc>
         <w:tc>
           <w:tcPr>
-            <w:tcW w:type="dxa" w:w="1212"/>
+            <w:tcW w:type="dxa" w:w="1172"/>
             <w:tcBorders>
               <w:top w:val="none" w:color="FFFFFF" w:sz="0"/>
               <w:left w:val="none" w:color="FFFFFF" w:sz="0"/>
@@ -16401,7 +16749,7 @@
         </w:trPr>
         <w:tc>
           <w:tcPr>
-            <w:tcW w:type="dxa" w:w="877"/>
+            <w:tcW w:type="dxa" w:w="956"/>
             <w:tcBorders>
               <w:top w:val="none" w:color="FFFFFF" w:sz="0"/>
               <w:left w:val="none" w:color="FFFFFF" w:sz="0"/>
@@ -16436,7 +16784,7 @@
         </w:tc>
         <w:tc>
           <w:tcPr>
-            <w:tcW w:type="dxa" w:w="1206"/>
+            <w:tcW w:type="dxa" w:w="1168"/>
             <w:tcBorders>
               <w:top w:val="none" w:color="FFFFFF" w:sz="0"/>
               <w:left w:val="none" w:color="FFFFFF" w:sz="0"/>
@@ -16471,7 +16819,7 @@
         </w:tc>
         <w:tc>
           <w:tcPr>
-            <w:tcW w:type="dxa" w:w="2193"/>
+            <w:tcW w:type="dxa" w:w="1912"/>
             <w:tcBorders>
               <w:top w:val="none" w:color="FFFFFF" w:sz="0"/>
               <w:left w:val="none" w:color="FFFFFF" w:sz="0"/>
@@ -16506,7 +16854,7 @@
         </w:tc>
         <w:tc>
           <w:tcPr>
-            <w:tcW w:type="dxa" w:w="548"/>
+            <w:tcW w:type="dxa" w:w="531"/>
             <w:tcBorders>
               <w:top w:val="none" w:color="FFFFFF" w:sz="0"/>
               <w:left w:val="none" w:color="FFFFFF" w:sz="0"/>
@@ -16535,13 +16883,48 @@
                 <w:sz w:val="14"/>
                 <w:szCs w:val="14"/>
               </w:rPr>
+              <w:t xml:space="preserve">18</w:t>
+            </w:r>
+          </w:p>
+        </w:tc>
+        <w:tc>
+          <w:tcPr>
+            <w:tcW w:type="dxa" w:w="531"/>
+            <w:tcBorders>
+              <w:top w:val="none" w:color="FFFFFF" w:sz="0"/>
+              <w:left w:val="none" w:color="FFFFFF" w:sz="0"/>
+              <w:bottom w:val="single" w:color="DDE4E9" w:sz="4"/>
+              <w:right w:val="none" w:color="FFFFFF" w:sz="0"/>
+            </w:tcBorders>
+            <w:shd w:fill="EEF3F6" w:color="auto" w:val="clear"/>
+            <w:tcMar>
+              <w:top w:type="dxa" w:w="50"/>
+              <w:left w:type="dxa" w:w="80"/>
+              <w:bottom w:type="dxa" w:w="50"/>
+              <w:right w:type="dxa" w:w="80"/>
+            </w:tcMar>
+            <w:vAlign w:val="center"/>
+          </w:tcPr>
+          <w:p>
+            <w:pPr>
+              <w:jc w:val="right"/>
+            </w:pPr>
+            <w:r>
+              <w:rPr>
+                <w:rFonts w:ascii="Microsoft JhengHei" w:cs="Microsoft JhengHei" w:eastAsia="Microsoft JhengHei" w:hAnsi="Microsoft JhengHei"/>
+                <w:b w:val="false"/>
+                <w:bCs w:val="false"/>
+                <w:color w:val="1E2A33"/>
+                <w:sz w:val="14"/>
+                <w:szCs w:val="14"/>
+              </w:rPr>
               <w:t xml:space="preserve">4</w:t>
             </w:r>
           </w:p>
         </w:tc>
         <w:tc>
           <w:tcPr>
-            <w:tcW w:type="dxa" w:w="877"/>
+            <w:tcW w:type="dxa" w:w="849"/>
             <w:tcBorders>
               <w:top w:val="none" w:color="FFFFFF" w:sz="0"/>
               <w:left w:val="none" w:color="FFFFFF" w:sz="0"/>
@@ -16576,7 +16959,7 @@
         </w:tc>
         <w:tc>
           <w:tcPr>
-            <w:tcW w:type="dxa" w:w="877"/>
+            <w:tcW w:type="dxa" w:w="743"/>
             <w:tcBorders>
               <w:top w:val="none" w:color="FFFFFF" w:sz="0"/>
               <w:left w:val="none" w:color="FFFFFF" w:sz="0"/>
@@ -16611,7 +16994,7 @@
         </w:tc>
         <w:tc>
           <w:tcPr>
-            <w:tcW w:type="dxa" w:w="1096"/>
+            <w:tcW w:type="dxa" w:w="1062"/>
             <w:tcBorders>
               <w:top w:val="none" w:color="FFFFFF" w:sz="0"/>
               <w:left w:val="none" w:color="FFFFFF" w:sz="0"/>
@@ -16646,7 +17029,7 @@
         </w:tc>
         <w:tc>
           <w:tcPr>
-            <w:tcW w:type="dxa" w:w="1206"/>
+            <w:tcW w:type="dxa" w:w="1168"/>
             <w:tcBorders>
               <w:top w:val="none" w:color="FFFFFF" w:sz="0"/>
               <w:left w:val="none" w:color="FFFFFF" w:sz="0"/>
@@ -16681,7 +17064,7 @@
         </w:tc>
         <w:tc>
           <w:tcPr>
-            <w:tcW w:type="dxa" w:w="1212"/>
+            <w:tcW w:type="dxa" w:w="1172"/>
             <w:tcBorders>
               <w:top w:val="none" w:color="FFFFFF" w:sz="0"/>
               <w:left w:val="none" w:color="FFFFFF" w:sz="0"/>
@@ -16721,7 +17104,7 @@
         </w:trPr>
         <w:tc>
           <w:tcPr>
-            <w:tcW w:type="dxa" w:w="877"/>
+            <w:tcW w:type="dxa" w:w="956"/>
             <w:tcBorders>
               <w:top w:val="none" w:color="FFFFFF" w:sz="0"/>
               <w:left w:val="none" w:color="FFFFFF" w:sz="0"/>
@@ -16756,7 +17139,7 @@
         </w:tc>
         <w:tc>
           <w:tcPr>
-            <w:tcW w:type="dxa" w:w="1206"/>
+            <w:tcW w:type="dxa" w:w="1168"/>
             <w:tcBorders>
               <w:top w:val="none" w:color="FFFFFF" w:sz="0"/>
               <w:left w:val="none" w:color="FFFFFF" w:sz="0"/>
@@ -16791,7 +17174,7 @@
         </w:tc>
         <w:tc>
           <w:tcPr>
-            <w:tcW w:type="dxa" w:w="2193"/>
+            <w:tcW w:type="dxa" w:w="1912"/>
             <w:tcBorders>
               <w:top w:val="none" w:color="FFFFFF" w:sz="0"/>
               <w:left w:val="none" w:color="FFFFFF" w:sz="0"/>
@@ -16826,7 +17209,7 @@
         </w:tc>
         <w:tc>
           <w:tcPr>
-            <w:tcW w:type="dxa" w:w="548"/>
+            <w:tcW w:type="dxa" w:w="531"/>
             <w:tcBorders>
               <w:top w:val="none" w:color="FFFFFF" w:sz="0"/>
               <w:left w:val="none" w:color="FFFFFF" w:sz="0"/>
@@ -16855,13 +17238,48 @@
                 <w:sz w:val="14"/>
                 <w:szCs w:val="14"/>
               </w:rPr>
+              <w:t xml:space="preserve">16</w:t>
+            </w:r>
+          </w:p>
+        </w:tc>
+        <w:tc>
+          <w:tcPr>
+            <w:tcW w:type="dxa" w:w="531"/>
+            <w:tcBorders>
+              <w:top w:val="none" w:color="FFFFFF" w:sz="0"/>
+              <w:left w:val="none" w:color="FFFFFF" w:sz="0"/>
+              <w:bottom w:val="single" w:color="DDE4E9" w:sz="4"/>
+              <w:right w:val="none" w:color="FFFFFF" w:sz="0"/>
+            </w:tcBorders>
+            <w:shd w:fill="FFFFFF" w:color="auto" w:val="clear"/>
+            <w:tcMar>
+              <w:top w:type="dxa" w:w="50"/>
+              <w:left w:type="dxa" w:w="80"/>
+              <w:bottom w:type="dxa" w:w="50"/>
+              <w:right w:type="dxa" w:w="80"/>
+            </w:tcMar>
+            <w:vAlign w:val="center"/>
+          </w:tcPr>
+          <w:p>
+            <w:pPr>
+              <w:jc w:val="right"/>
+            </w:pPr>
+            <w:r>
+              <w:rPr>
+                <w:rFonts w:ascii="Microsoft JhengHei" w:cs="Microsoft JhengHei" w:eastAsia="Microsoft JhengHei" w:hAnsi="Microsoft JhengHei"/>
+                <w:b w:val="false"/>
+                <w:bCs w:val="false"/>
+                <w:color w:val="1E2A33"/>
+                <w:sz w:val="14"/>
+                <w:szCs w:val="14"/>
+              </w:rPr>
               <w:t xml:space="preserve">6</w:t>
             </w:r>
           </w:p>
         </w:tc>
         <w:tc>
           <w:tcPr>
-            <w:tcW w:type="dxa" w:w="877"/>
+            <w:tcW w:type="dxa" w:w="849"/>
             <w:tcBorders>
               <w:top w:val="none" w:color="FFFFFF" w:sz="0"/>
               <w:left w:val="none" w:color="FFFFFF" w:sz="0"/>
@@ -16896,7 +17314,7 @@
         </w:tc>
         <w:tc>
           <w:tcPr>
-            <w:tcW w:type="dxa" w:w="877"/>
+            <w:tcW w:type="dxa" w:w="743"/>
             <w:tcBorders>
               <w:top w:val="none" w:color="FFFFFF" w:sz="0"/>
               <w:left w:val="none" w:color="FFFFFF" w:sz="0"/>
@@ -16931,7 +17349,7 @@
         </w:tc>
         <w:tc>
           <w:tcPr>
-            <w:tcW w:type="dxa" w:w="1096"/>
+            <w:tcW w:type="dxa" w:w="1062"/>
             <w:tcBorders>
               <w:top w:val="none" w:color="FFFFFF" w:sz="0"/>
               <w:left w:val="none" w:color="FFFFFF" w:sz="0"/>
@@ -16966,7 +17384,7 @@
         </w:tc>
         <w:tc>
           <w:tcPr>
-            <w:tcW w:type="dxa" w:w="1206"/>
+            <w:tcW w:type="dxa" w:w="1168"/>
             <w:tcBorders>
               <w:top w:val="none" w:color="FFFFFF" w:sz="0"/>
               <w:left w:val="none" w:color="FFFFFF" w:sz="0"/>
@@ -17001,7 +17419,7 @@
         </w:tc>
         <w:tc>
           <w:tcPr>
-            <w:tcW w:type="dxa" w:w="1212"/>
+            <w:tcW w:type="dxa" w:w="1172"/>
             <w:tcBorders>
               <w:top w:val="none" w:color="FFFFFF" w:sz="0"/>
               <w:left w:val="none" w:color="FFFFFF" w:sz="0"/>
@@ -17041,7 +17459,7 @@
         </w:trPr>
         <w:tc>
           <w:tcPr>
-            <w:tcW w:type="dxa" w:w="877"/>
+            <w:tcW w:type="dxa" w:w="956"/>
             <w:tcBorders>
               <w:top w:val="none" w:color="FFFFFF" w:sz="0"/>
               <w:left w:val="none" w:color="FFFFFF" w:sz="0"/>
@@ -17076,7 +17494,7 @@
         </w:tc>
         <w:tc>
           <w:tcPr>
-            <w:tcW w:type="dxa" w:w="1206"/>
+            <w:tcW w:type="dxa" w:w="1168"/>
             <w:tcBorders>
               <w:top w:val="none" w:color="FFFFFF" w:sz="0"/>
               <w:left w:val="none" w:color="FFFFFF" w:sz="0"/>
@@ -17111,7 +17529,7 @@
         </w:tc>
         <w:tc>
           <w:tcPr>
-            <w:tcW w:type="dxa" w:w="2193"/>
+            <w:tcW w:type="dxa" w:w="1912"/>
             <w:tcBorders>
               <w:top w:val="none" w:color="FFFFFF" w:sz="0"/>
               <w:left w:val="none" w:color="FFFFFF" w:sz="0"/>
@@ -17146,7 +17564,7 @@
         </w:tc>
         <w:tc>
           <w:tcPr>
-            <w:tcW w:type="dxa" w:w="548"/>
+            <w:tcW w:type="dxa" w:w="531"/>
             <w:tcBorders>
               <w:top w:val="none" w:color="FFFFFF" w:sz="0"/>
               <w:left w:val="none" w:color="FFFFFF" w:sz="0"/>
@@ -17175,13 +17593,48 @@
                 <w:sz w:val="14"/>
                 <w:szCs w:val="14"/>
               </w:rPr>
+              <w:t xml:space="preserve">17</w:t>
+            </w:r>
+          </w:p>
+        </w:tc>
+        <w:tc>
+          <w:tcPr>
+            <w:tcW w:type="dxa" w:w="531"/>
+            <w:tcBorders>
+              <w:top w:val="none" w:color="FFFFFF" w:sz="0"/>
+              <w:left w:val="none" w:color="FFFFFF" w:sz="0"/>
+              <w:bottom w:val="single" w:color="DDE4E9" w:sz="4"/>
+              <w:right w:val="none" w:color="FFFFFF" w:sz="0"/>
+            </w:tcBorders>
+            <w:shd w:fill="EEF3F6" w:color="auto" w:val="clear"/>
+            <w:tcMar>
+              <w:top w:type="dxa" w:w="50"/>
+              <w:left w:type="dxa" w:w="80"/>
+              <w:bottom w:type="dxa" w:w="50"/>
+              <w:right w:type="dxa" w:w="80"/>
+            </w:tcMar>
+            <w:vAlign w:val="center"/>
+          </w:tcPr>
+          <w:p>
+            <w:pPr>
+              <w:jc w:val="right"/>
+            </w:pPr>
+            <w:r>
+              <w:rPr>
+                <w:rFonts w:ascii="Microsoft JhengHei" w:cs="Microsoft JhengHei" w:eastAsia="Microsoft JhengHei" w:hAnsi="Microsoft JhengHei"/>
+                <w:b w:val="false"/>
+                <w:bCs w:val="false"/>
+                <w:color w:val="1E2A33"/>
+                <w:sz w:val="14"/>
+                <w:szCs w:val="14"/>
+              </w:rPr>
               <w:t xml:space="preserve">6</w:t>
             </w:r>
           </w:p>
         </w:tc>
         <w:tc>
           <w:tcPr>
-            <w:tcW w:type="dxa" w:w="877"/>
+            <w:tcW w:type="dxa" w:w="849"/>
             <w:tcBorders>
               <w:top w:val="none" w:color="FFFFFF" w:sz="0"/>
               <w:left w:val="none" w:color="FFFFFF" w:sz="0"/>
@@ -17216,7 +17669,7 @@
         </w:tc>
         <w:tc>
           <w:tcPr>
-            <w:tcW w:type="dxa" w:w="877"/>
+            <w:tcW w:type="dxa" w:w="743"/>
             <w:tcBorders>
               <w:top w:val="none" w:color="FFFFFF" w:sz="0"/>
               <w:left w:val="none" w:color="FFFFFF" w:sz="0"/>
@@ -17251,7 +17704,7 @@
         </w:tc>
         <w:tc>
           <w:tcPr>
-            <w:tcW w:type="dxa" w:w="1096"/>
+            <w:tcW w:type="dxa" w:w="1062"/>
             <w:tcBorders>
               <w:top w:val="none" w:color="FFFFFF" w:sz="0"/>
               <w:left w:val="none" w:color="FFFFFF" w:sz="0"/>
@@ -17286,7 +17739,7 @@
         </w:tc>
         <w:tc>
           <w:tcPr>
-            <w:tcW w:type="dxa" w:w="1206"/>
+            <w:tcW w:type="dxa" w:w="1168"/>
             <w:tcBorders>
               <w:top w:val="none" w:color="FFFFFF" w:sz="0"/>
               <w:left w:val="none" w:color="FFFFFF" w:sz="0"/>
@@ -17321,7 +17774,7 @@
         </w:tc>
         <w:tc>
           <w:tcPr>
-            <w:tcW w:type="dxa" w:w="1212"/>
+            <w:tcW w:type="dxa" w:w="1172"/>
             <w:tcBorders>
               <w:top w:val="none" w:color="FFFFFF" w:sz="0"/>
               <w:left w:val="none" w:color="FFFFFF" w:sz="0"/>
@@ -17361,7 +17814,7 @@
         </w:trPr>
         <w:tc>
           <w:tcPr>
-            <w:tcW w:type="dxa" w:w="877"/>
+            <w:tcW w:type="dxa" w:w="956"/>
             <w:tcBorders>
               <w:top w:val="none" w:color="FFFFFF" w:sz="0"/>
               <w:left w:val="none" w:color="FFFFFF" w:sz="0"/>
@@ -17396,7 +17849,7 @@
         </w:tc>
         <w:tc>
           <w:tcPr>
-            <w:tcW w:type="dxa" w:w="1206"/>
+            <w:tcW w:type="dxa" w:w="1168"/>
             <w:tcBorders>
               <w:top w:val="none" w:color="FFFFFF" w:sz="0"/>
               <w:left w:val="none" w:color="FFFFFF" w:sz="0"/>
@@ -17431,7 +17884,7 @@
         </w:tc>
         <w:tc>
           <w:tcPr>
-            <w:tcW w:type="dxa" w:w="2193"/>
+            <w:tcW w:type="dxa" w:w="1912"/>
             <w:tcBorders>
               <w:top w:val="none" w:color="FFFFFF" w:sz="0"/>
               <w:left w:val="none" w:color="FFFFFF" w:sz="0"/>
@@ -17466,7 +17919,7 @@
         </w:tc>
         <w:tc>
           <w:tcPr>
-            <w:tcW w:type="dxa" w:w="548"/>
+            <w:tcW w:type="dxa" w:w="531"/>
             <w:tcBorders>
               <w:top w:val="none" w:color="FFFFFF" w:sz="0"/>
               <w:left w:val="none" w:color="FFFFFF" w:sz="0"/>
@@ -17495,13 +17948,48 @@
                 <w:sz w:val="14"/>
                 <w:szCs w:val="14"/>
               </w:rPr>
+              <w:t xml:space="preserve">15</w:t>
+            </w:r>
+          </w:p>
+        </w:tc>
+        <w:tc>
+          <w:tcPr>
+            <w:tcW w:type="dxa" w:w="531"/>
+            <w:tcBorders>
+              <w:top w:val="none" w:color="FFFFFF" w:sz="0"/>
+              <w:left w:val="none" w:color="FFFFFF" w:sz="0"/>
+              <w:bottom w:val="single" w:color="DDE4E9" w:sz="4"/>
+              <w:right w:val="none" w:color="FFFFFF" w:sz="0"/>
+            </w:tcBorders>
+            <w:shd w:fill="FFFFFF" w:color="auto" w:val="clear"/>
+            <w:tcMar>
+              <w:top w:type="dxa" w:w="50"/>
+              <w:left w:type="dxa" w:w="80"/>
+              <w:bottom w:type="dxa" w:w="50"/>
+              <w:right w:type="dxa" w:w="80"/>
+            </w:tcMar>
+            <w:vAlign w:val="center"/>
+          </w:tcPr>
+          <w:p>
+            <w:pPr>
+              <w:jc w:val="right"/>
+            </w:pPr>
+            <w:r>
+              <w:rPr>
+                <w:rFonts w:ascii="Microsoft JhengHei" w:cs="Microsoft JhengHei" w:eastAsia="Microsoft JhengHei" w:hAnsi="Microsoft JhengHei"/>
+                <w:b w:val="false"/>
+                <w:bCs w:val="false"/>
+                <w:color w:val="1E2A33"/>
+                <w:sz w:val="14"/>
+                <w:szCs w:val="14"/>
+              </w:rPr>
               <w:t xml:space="preserve">3</w:t>
             </w:r>
           </w:p>
         </w:tc>
         <w:tc>
           <w:tcPr>
-            <w:tcW w:type="dxa" w:w="877"/>
+            <w:tcW w:type="dxa" w:w="849"/>
             <w:tcBorders>
               <w:top w:val="none" w:color="FFFFFF" w:sz="0"/>
               <w:left w:val="none" w:color="FFFFFF" w:sz="0"/>
@@ -17536,7 +18024,7 @@
         </w:tc>
         <w:tc>
           <w:tcPr>
-            <w:tcW w:type="dxa" w:w="877"/>
+            <w:tcW w:type="dxa" w:w="743"/>
             <w:tcBorders>
               <w:top w:val="none" w:color="FFFFFF" w:sz="0"/>
               <w:left w:val="none" w:color="FFFFFF" w:sz="0"/>
@@ -17571,7 +18059,7 @@
         </w:tc>
         <w:tc>
           <w:tcPr>
-            <w:tcW w:type="dxa" w:w="1096"/>
+            <w:tcW w:type="dxa" w:w="1062"/>
             <w:tcBorders>
               <w:top w:val="none" w:color="FFFFFF" w:sz="0"/>
               <w:left w:val="none" w:color="FFFFFF" w:sz="0"/>
@@ -17606,7 +18094,7 @@
         </w:tc>
         <w:tc>
           <w:tcPr>
-            <w:tcW w:type="dxa" w:w="1206"/>
+            <w:tcW w:type="dxa" w:w="1168"/>
             <w:tcBorders>
               <w:top w:val="none" w:color="FFFFFF" w:sz="0"/>
               <w:left w:val="none" w:color="FFFFFF" w:sz="0"/>
@@ -17641,7 +18129,7 @@
         </w:tc>
         <w:tc>
           <w:tcPr>
-            <w:tcW w:type="dxa" w:w="1212"/>
+            <w:tcW w:type="dxa" w:w="1172"/>
             <w:tcBorders>
               <w:top w:val="none" w:color="FFFFFF" w:sz="0"/>
               <w:left w:val="none" w:color="FFFFFF" w:sz="0"/>
@@ -17681,7 +18169,7 @@
         </w:trPr>
         <w:tc>
           <w:tcPr>
-            <w:tcW w:type="dxa" w:w="877"/>
+            <w:tcW w:type="dxa" w:w="956"/>
             <w:tcBorders>
               <w:top w:val="none" w:color="FFFFFF" w:sz="0"/>
               <w:left w:val="none" w:color="FFFFFF" w:sz="0"/>
@@ -17716,7 +18204,7 @@
         </w:tc>
         <w:tc>
           <w:tcPr>
-            <w:tcW w:type="dxa" w:w="1206"/>
+            <w:tcW w:type="dxa" w:w="1168"/>
             <w:tcBorders>
               <w:top w:val="none" w:color="FFFFFF" w:sz="0"/>
               <w:left w:val="none" w:color="FFFFFF" w:sz="0"/>
@@ -17751,7 +18239,7 @@
         </w:tc>
         <w:tc>
           <w:tcPr>
-            <w:tcW w:type="dxa" w:w="2193"/>
+            <w:tcW w:type="dxa" w:w="1912"/>
             <w:tcBorders>
               <w:top w:val="none" w:color="FFFFFF" w:sz="0"/>
               <w:left w:val="none" w:color="FFFFFF" w:sz="0"/>
@@ -17786,7 +18274,7 @@
         </w:tc>
         <w:tc>
           <w:tcPr>
-            <w:tcW w:type="dxa" w:w="548"/>
+            <w:tcW w:type="dxa" w:w="531"/>
             <w:tcBorders>
               <w:top w:val="none" w:color="FFFFFF" w:sz="0"/>
               <w:left w:val="none" w:color="FFFFFF" w:sz="0"/>
@@ -17815,13 +18303,48 @@
                 <w:sz w:val="14"/>
                 <w:szCs w:val="14"/>
               </w:rPr>
+              <w:t xml:space="preserve">15</w:t>
+            </w:r>
+          </w:p>
+        </w:tc>
+        <w:tc>
+          <w:tcPr>
+            <w:tcW w:type="dxa" w:w="531"/>
+            <w:tcBorders>
+              <w:top w:val="none" w:color="FFFFFF" w:sz="0"/>
+              <w:left w:val="none" w:color="FFFFFF" w:sz="0"/>
+              <w:bottom w:val="single" w:color="DDE4E9" w:sz="4"/>
+              <w:right w:val="none" w:color="FFFFFF" w:sz="0"/>
+            </w:tcBorders>
+            <w:shd w:fill="EEF3F6" w:color="auto" w:val="clear"/>
+            <w:tcMar>
+              <w:top w:type="dxa" w:w="50"/>
+              <w:left w:type="dxa" w:w="80"/>
+              <w:bottom w:type="dxa" w:w="50"/>
+              <w:right w:type="dxa" w:w="80"/>
+            </w:tcMar>
+            <w:vAlign w:val="center"/>
+          </w:tcPr>
+          <w:p>
+            <w:pPr>
+              <w:jc w:val="right"/>
+            </w:pPr>
+            <w:r>
+              <w:rPr>
+                <w:rFonts w:ascii="Microsoft JhengHei" w:cs="Microsoft JhengHei" w:eastAsia="Microsoft JhengHei" w:hAnsi="Microsoft JhengHei"/>
+                <w:b w:val="false"/>
+                <w:bCs w:val="false"/>
+                <w:color w:val="1E2A33"/>
+                <w:sz w:val="14"/>
+                <w:szCs w:val="14"/>
+              </w:rPr>
               <w:t xml:space="preserve">8</w:t>
             </w:r>
           </w:p>
         </w:tc>
         <w:tc>
           <w:tcPr>
-            <w:tcW w:type="dxa" w:w="877"/>
+            <w:tcW w:type="dxa" w:w="849"/>
             <w:tcBorders>
               <w:top w:val="none" w:color="FFFFFF" w:sz="0"/>
               <w:left w:val="none" w:color="FFFFFF" w:sz="0"/>
@@ -17856,7 +18379,7 @@
         </w:tc>
         <w:tc>
           <w:tcPr>
-            <w:tcW w:type="dxa" w:w="877"/>
+            <w:tcW w:type="dxa" w:w="743"/>
             <w:tcBorders>
               <w:top w:val="none" w:color="FFFFFF" w:sz="0"/>
               <w:left w:val="none" w:color="FFFFFF" w:sz="0"/>
@@ -17891,7 +18414,7 @@
         </w:tc>
         <w:tc>
           <w:tcPr>
-            <w:tcW w:type="dxa" w:w="1096"/>
+            <w:tcW w:type="dxa" w:w="1062"/>
             <w:tcBorders>
               <w:top w:val="none" w:color="FFFFFF" w:sz="0"/>
               <w:left w:val="none" w:color="FFFFFF" w:sz="0"/>
@@ -17926,7 +18449,7 @@
         </w:tc>
         <w:tc>
           <w:tcPr>
-            <w:tcW w:type="dxa" w:w="1206"/>
+            <w:tcW w:type="dxa" w:w="1168"/>
             <w:tcBorders>
               <w:top w:val="none" w:color="FFFFFF" w:sz="0"/>
               <w:left w:val="none" w:color="FFFFFF" w:sz="0"/>
@@ -17961,7 +18484,7 @@
         </w:tc>
         <w:tc>
           <w:tcPr>
-            <w:tcW w:type="dxa" w:w="1212"/>
+            <w:tcW w:type="dxa" w:w="1172"/>
             <w:tcBorders>
               <w:top w:val="none" w:color="FFFFFF" w:sz="0"/>
               <w:left w:val="none" w:color="FFFFFF" w:sz="0"/>
@@ -18001,7 +18524,7 @@
         </w:trPr>
         <w:tc>
           <w:tcPr>
-            <w:tcW w:type="dxa" w:w="877"/>
+            <w:tcW w:type="dxa" w:w="956"/>
             <w:tcBorders>
               <w:top w:val="none" w:color="FFFFFF" w:sz="0"/>
               <w:left w:val="none" w:color="FFFFFF" w:sz="0"/>
@@ -18036,7 +18559,7 @@
         </w:tc>
         <w:tc>
           <w:tcPr>
-            <w:tcW w:type="dxa" w:w="1206"/>
+            <w:tcW w:type="dxa" w:w="1168"/>
             <w:tcBorders>
               <w:top w:val="none" w:color="FFFFFF" w:sz="0"/>
               <w:left w:val="none" w:color="FFFFFF" w:sz="0"/>
@@ -18071,7 +18594,7 @@
         </w:tc>
         <w:tc>
           <w:tcPr>
-            <w:tcW w:type="dxa" w:w="2193"/>
+            <w:tcW w:type="dxa" w:w="1912"/>
             <w:tcBorders>
               <w:top w:val="none" w:color="FFFFFF" w:sz="0"/>
               <w:left w:val="none" w:color="FFFFFF" w:sz="0"/>
@@ -18106,7 +18629,7 @@
         </w:tc>
         <w:tc>
           <w:tcPr>
-            <w:tcW w:type="dxa" w:w="548"/>
+            <w:tcW w:type="dxa" w:w="531"/>
             <w:tcBorders>
               <w:top w:val="none" w:color="FFFFFF" w:sz="0"/>
               <w:left w:val="none" w:color="FFFFFF" w:sz="0"/>
@@ -18135,13 +18658,48 @@
                 <w:sz w:val="14"/>
                 <w:szCs w:val="14"/>
               </w:rPr>
+              <w:t xml:space="preserve">18</w:t>
+            </w:r>
+          </w:p>
+        </w:tc>
+        <w:tc>
+          <w:tcPr>
+            <w:tcW w:type="dxa" w:w="531"/>
+            <w:tcBorders>
+              <w:top w:val="none" w:color="FFFFFF" w:sz="0"/>
+              <w:left w:val="none" w:color="FFFFFF" w:sz="0"/>
+              <w:bottom w:val="single" w:color="DDE4E9" w:sz="4"/>
+              <w:right w:val="none" w:color="FFFFFF" w:sz="0"/>
+            </w:tcBorders>
+            <w:shd w:fill="FFFFFF" w:color="auto" w:val="clear"/>
+            <w:tcMar>
+              <w:top w:type="dxa" w:w="50"/>
+              <w:left w:type="dxa" w:w="80"/>
+              <w:bottom w:type="dxa" w:w="50"/>
+              <w:right w:type="dxa" w:w="80"/>
+            </w:tcMar>
+            <w:vAlign w:val="center"/>
+          </w:tcPr>
+          <w:p>
+            <w:pPr>
+              <w:jc w:val="right"/>
+            </w:pPr>
+            <w:r>
+              <w:rPr>
+                <w:rFonts w:ascii="Microsoft JhengHei" w:cs="Microsoft JhengHei" w:eastAsia="Microsoft JhengHei" w:hAnsi="Microsoft JhengHei"/>
+                <w:b w:val="false"/>
+                <w:bCs w:val="false"/>
+                <w:color w:val="1E2A33"/>
+                <w:sz w:val="14"/>
+                <w:szCs w:val="14"/>
+              </w:rPr>
               <w:t xml:space="preserve">20</w:t>
             </w:r>
           </w:p>
         </w:tc>
         <w:tc>
           <w:tcPr>
-            <w:tcW w:type="dxa" w:w="877"/>
+            <w:tcW w:type="dxa" w:w="849"/>
             <w:tcBorders>
               <w:top w:val="none" w:color="FFFFFF" w:sz="0"/>
               <w:left w:val="none" w:color="FFFFFF" w:sz="0"/>
@@ -18176,7 +18734,7 @@
         </w:tc>
         <w:tc>
           <w:tcPr>
-            <w:tcW w:type="dxa" w:w="877"/>
+            <w:tcW w:type="dxa" w:w="743"/>
             <w:tcBorders>
               <w:top w:val="none" w:color="FFFFFF" w:sz="0"/>
               <w:left w:val="none" w:color="FFFFFF" w:sz="0"/>
@@ -18211,7 +18769,7 @@
         </w:tc>
         <w:tc>
           <w:tcPr>
-            <w:tcW w:type="dxa" w:w="1096"/>
+            <w:tcW w:type="dxa" w:w="1062"/>
             <w:tcBorders>
               <w:top w:val="none" w:color="FFFFFF" w:sz="0"/>
               <w:left w:val="none" w:color="FFFFFF" w:sz="0"/>
@@ -18246,7 +18804,7 @@
         </w:tc>
         <w:tc>
           <w:tcPr>
-            <w:tcW w:type="dxa" w:w="1206"/>
+            <w:tcW w:type="dxa" w:w="1168"/>
             <w:tcBorders>
               <w:top w:val="none" w:color="FFFFFF" w:sz="0"/>
               <w:left w:val="none" w:color="FFFFFF" w:sz="0"/>
@@ -18281,7 +18839,7 @@
         </w:tc>
         <w:tc>
           <w:tcPr>
-            <w:tcW w:type="dxa" w:w="1212"/>
+            <w:tcW w:type="dxa" w:w="1172"/>
             <w:tcBorders>
               <w:top w:val="none" w:color="FFFFFF" w:sz="0"/>
               <w:left w:val="none" w:color="FFFFFF" w:sz="0"/>
@@ -18321,7 +18879,7 @@
         </w:trPr>
         <w:tc>
           <w:tcPr>
-            <w:tcW w:type="dxa" w:w="877"/>
+            <w:tcW w:type="dxa" w:w="956"/>
             <w:tcBorders>
               <w:top w:val="none" w:color="FFFFFF" w:sz="0"/>
               <w:left w:val="none" w:color="FFFFFF" w:sz="0"/>
@@ -18356,7 +18914,7 @@
         </w:tc>
         <w:tc>
           <w:tcPr>
-            <w:tcW w:type="dxa" w:w="1206"/>
+            <w:tcW w:type="dxa" w:w="1168"/>
             <w:tcBorders>
               <w:top w:val="none" w:color="FFFFFF" w:sz="0"/>
               <w:left w:val="none" w:color="FFFFFF" w:sz="0"/>
@@ -18391,7 +18949,7 @@
         </w:tc>
         <w:tc>
           <w:tcPr>
-            <w:tcW w:type="dxa" w:w="2193"/>
+            <w:tcW w:type="dxa" w:w="1912"/>
             <w:tcBorders>
               <w:top w:val="none" w:color="FFFFFF" w:sz="0"/>
               <w:left w:val="none" w:color="FFFFFF" w:sz="0"/>
@@ -18426,7 +18984,7 @@
         </w:tc>
         <w:tc>
           <w:tcPr>
-            <w:tcW w:type="dxa" w:w="548"/>
+            <w:tcW w:type="dxa" w:w="531"/>
             <w:tcBorders>
               <w:top w:val="none" w:color="FFFFFF" w:sz="0"/>
               <w:left w:val="none" w:color="FFFFFF" w:sz="0"/>
@@ -18455,13 +19013,48 @@
                 <w:sz w:val="14"/>
                 <w:szCs w:val="14"/>
               </w:rPr>
+              <w:t xml:space="preserve">16</w:t>
+            </w:r>
+          </w:p>
+        </w:tc>
+        <w:tc>
+          <w:tcPr>
+            <w:tcW w:type="dxa" w:w="531"/>
+            <w:tcBorders>
+              <w:top w:val="none" w:color="FFFFFF" w:sz="0"/>
+              <w:left w:val="none" w:color="FFFFFF" w:sz="0"/>
+              <w:bottom w:val="single" w:color="DDE4E9" w:sz="4"/>
+              <w:right w:val="none" w:color="FFFFFF" w:sz="0"/>
+            </w:tcBorders>
+            <w:shd w:fill="EEF3F6" w:color="auto" w:val="clear"/>
+            <w:tcMar>
+              <w:top w:type="dxa" w:w="50"/>
+              <w:left w:type="dxa" w:w="80"/>
+              <w:bottom w:type="dxa" w:w="50"/>
+              <w:right w:type="dxa" w:w="80"/>
+            </w:tcMar>
+            <w:vAlign w:val="center"/>
+          </w:tcPr>
+          <w:p>
+            <w:pPr>
+              <w:jc w:val="right"/>
+            </w:pPr>
+            <w:r>
+              <w:rPr>
+                <w:rFonts w:ascii="Microsoft JhengHei" w:cs="Microsoft JhengHei" w:eastAsia="Microsoft JhengHei" w:hAnsi="Microsoft JhengHei"/>
+                <w:b w:val="false"/>
+                <w:bCs w:val="false"/>
+                <w:color w:val="1E2A33"/>
+                <w:sz w:val="14"/>
+                <w:szCs w:val="14"/>
+              </w:rPr>
               <w:t xml:space="preserve">2</w:t>
             </w:r>
           </w:p>
         </w:tc>
         <w:tc>
           <w:tcPr>
-            <w:tcW w:type="dxa" w:w="877"/>
+            <w:tcW w:type="dxa" w:w="849"/>
             <w:tcBorders>
               <w:top w:val="none" w:color="FFFFFF" w:sz="0"/>
               <w:left w:val="none" w:color="FFFFFF" w:sz="0"/>
@@ -18496,7 +19089,7 @@
         </w:tc>
         <w:tc>
           <w:tcPr>
-            <w:tcW w:type="dxa" w:w="877"/>
+            <w:tcW w:type="dxa" w:w="743"/>
             <w:tcBorders>
               <w:top w:val="none" w:color="FFFFFF" w:sz="0"/>
               <w:left w:val="none" w:color="FFFFFF" w:sz="0"/>
@@ -18531,7 +19124,7 @@
         </w:tc>
         <w:tc>
           <w:tcPr>
-            <w:tcW w:type="dxa" w:w="1096"/>
+            <w:tcW w:type="dxa" w:w="1062"/>
             <w:tcBorders>
               <w:top w:val="none" w:color="FFFFFF" w:sz="0"/>
               <w:left w:val="none" w:color="FFFFFF" w:sz="0"/>
@@ -18566,7 +19159,7 @@
         </w:tc>
         <w:tc>
           <w:tcPr>
-            <w:tcW w:type="dxa" w:w="1206"/>
+            <w:tcW w:type="dxa" w:w="1168"/>
             <w:tcBorders>
               <w:top w:val="none" w:color="FFFFFF" w:sz="0"/>
               <w:left w:val="none" w:color="FFFFFF" w:sz="0"/>
@@ -18601,7 +19194,7 @@
         </w:tc>
         <w:tc>
           <w:tcPr>
-            <w:tcW w:type="dxa" w:w="1212"/>
+            <w:tcW w:type="dxa" w:w="1172"/>
             <w:tcBorders>
               <w:top w:val="none" w:color="FFFFFF" w:sz="0"/>
               <w:left w:val="none" w:color="FFFFFF" w:sz="0"/>
@@ -18641,7 +19234,7 @@
         </w:trPr>
         <w:tc>
           <w:tcPr>
-            <w:tcW w:type="dxa" w:w="877"/>
+            <w:tcW w:type="dxa" w:w="956"/>
             <w:tcBorders>
               <w:top w:val="none" w:color="FFFFFF" w:sz="0"/>
               <w:left w:val="none" w:color="FFFFFF" w:sz="0"/>
@@ -18676,7 +19269,7 @@
         </w:tc>
         <w:tc>
           <w:tcPr>
-            <w:tcW w:type="dxa" w:w="1206"/>
+            <w:tcW w:type="dxa" w:w="1168"/>
             <w:tcBorders>
               <w:top w:val="none" w:color="FFFFFF" w:sz="0"/>
               <w:left w:val="none" w:color="FFFFFF" w:sz="0"/>
@@ -18711,7 +19304,7 @@
         </w:tc>
         <w:tc>
           <w:tcPr>
-            <w:tcW w:type="dxa" w:w="2193"/>
+            <w:tcW w:type="dxa" w:w="1912"/>
             <w:tcBorders>
               <w:top w:val="none" w:color="FFFFFF" w:sz="0"/>
               <w:left w:val="none" w:color="FFFFFF" w:sz="0"/>
@@ -18746,7 +19339,7 @@
         </w:tc>
         <w:tc>
           <w:tcPr>
-            <w:tcW w:type="dxa" w:w="548"/>
+            <w:tcW w:type="dxa" w:w="531"/>
             <w:tcBorders>
               <w:top w:val="none" w:color="FFFFFF" w:sz="0"/>
               <w:left w:val="none" w:color="FFFFFF" w:sz="0"/>
@@ -18775,13 +19368,48 @@
                 <w:sz w:val="14"/>
                 <w:szCs w:val="14"/>
               </w:rPr>
+              <w:t xml:space="preserve">17</w:t>
+            </w:r>
+          </w:p>
+        </w:tc>
+        <w:tc>
+          <w:tcPr>
+            <w:tcW w:type="dxa" w:w="531"/>
+            <w:tcBorders>
+              <w:top w:val="none" w:color="FFFFFF" w:sz="0"/>
+              <w:left w:val="none" w:color="FFFFFF" w:sz="0"/>
+              <w:bottom w:val="single" w:color="DDE4E9" w:sz="4"/>
+              <w:right w:val="none" w:color="FFFFFF" w:sz="0"/>
+            </w:tcBorders>
+            <w:shd w:fill="FFFFFF" w:color="auto" w:val="clear"/>
+            <w:tcMar>
+              <w:top w:type="dxa" w:w="50"/>
+              <w:left w:type="dxa" w:w="80"/>
+              <w:bottom w:type="dxa" w:w="50"/>
+              <w:right w:type="dxa" w:w="80"/>
+            </w:tcMar>
+            <w:vAlign w:val="center"/>
+          </w:tcPr>
+          <w:p>
+            <w:pPr>
+              <w:jc w:val="right"/>
+            </w:pPr>
+            <w:r>
+              <w:rPr>
+                <w:rFonts w:ascii="Microsoft JhengHei" w:cs="Microsoft JhengHei" w:eastAsia="Microsoft JhengHei" w:hAnsi="Microsoft JhengHei"/>
+                <w:b w:val="false"/>
+                <w:bCs w:val="false"/>
+                <w:color w:val="1E2A33"/>
+                <w:sz w:val="14"/>
+                <w:szCs w:val="14"/>
+              </w:rPr>
               <w:t xml:space="preserve">9</w:t>
             </w:r>
           </w:p>
         </w:tc>
         <w:tc>
           <w:tcPr>
-            <w:tcW w:type="dxa" w:w="877"/>
+            <w:tcW w:type="dxa" w:w="849"/>
             <w:tcBorders>
               <w:top w:val="none" w:color="FFFFFF" w:sz="0"/>
               <w:left w:val="none" w:color="FFFFFF" w:sz="0"/>
@@ -18816,7 +19444,7 @@
         </w:tc>
         <w:tc>
           <w:tcPr>
-            <w:tcW w:type="dxa" w:w="877"/>
+            <w:tcW w:type="dxa" w:w="743"/>
             <w:tcBorders>
               <w:top w:val="none" w:color="FFFFFF" w:sz="0"/>
               <w:left w:val="none" w:color="FFFFFF" w:sz="0"/>
@@ -18851,7 +19479,7 @@
         </w:tc>
         <w:tc>
           <w:tcPr>
-            <w:tcW w:type="dxa" w:w="1096"/>
+            <w:tcW w:type="dxa" w:w="1062"/>
             <w:tcBorders>
               <w:top w:val="none" w:color="FFFFFF" w:sz="0"/>
               <w:left w:val="none" w:color="FFFFFF" w:sz="0"/>
@@ -18886,7 +19514,7 @@
         </w:tc>
         <w:tc>
           <w:tcPr>
-            <w:tcW w:type="dxa" w:w="1206"/>
+            <w:tcW w:type="dxa" w:w="1168"/>
             <w:tcBorders>
               <w:top w:val="none" w:color="FFFFFF" w:sz="0"/>
               <w:left w:val="none" w:color="FFFFFF" w:sz="0"/>
@@ -18921,7 +19549,7 @@
         </w:tc>
         <w:tc>
           <w:tcPr>
-            <w:tcW w:type="dxa" w:w="1212"/>
+            <w:tcW w:type="dxa" w:w="1172"/>
             <w:tcBorders>
               <w:top w:val="none" w:color="FFFFFF" w:sz="0"/>
               <w:left w:val="none" w:color="FFFFFF" w:sz="0"/>
@@ -18961,7 +19589,7 @@
         </w:trPr>
         <w:tc>
           <w:tcPr>
-            <w:tcW w:type="dxa" w:w="877"/>
+            <w:tcW w:type="dxa" w:w="956"/>
             <w:tcBorders>
               <w:top w:val="none" w:color="FFFFFF" w:sz="0"/>
               <w:left w:val="none" w:color="FFFFFF" w:sz="0"/>
@@ -18996,7 +19624,7 @@
         </w:tc>
         <w:tc>
           <w:tcPr>
-            <w:tcW w:type="dxa" w:w="1206"/>
+            <w:tcW w:type="dxa" w:w="1168"/>
             <w:tcBorders>
               <w:top w:val="none" w:color="FFFFFF" w:sz="0"/>
               <w:left w:val="none" w:color="FFFFFF" w:sz="0"/>
@@ -19031,7 +19659,7 @@
         </w:tc>
         <w:tc>
           <w:tcPr>
-            <w:tcW w:type="dxa" w:w="2193"/>
+            <w:tcW w:type="dxa" w:w="1912"/>
             <w:tcBorders>
               <w:top w:val="none" w:color="FFFFFF" w:sz="0"/>
               <w:left w:val="none" w:color="FFFFFF" w:sz="0"/>
@@ -19066,7 +19694,7 @@
         </w:tc>
         <w:tc>
           <w:tcPr>
-            <w:tcW w:type="dxa" w:w="548"/>
+            <w:tcW w:type="dxa" w:w="531"/>
             <w:tcBorders>
               <w:top w:val="none" w:color="FFFFFF" w:sz="0"/>
               <w:left w:val="none" w:color="FFFFFF" w:sz="0"/>
@@ -19095,13 +19723,48 @@
                 <w:sz w:val="14"/>
                 <w:szCs w:val="14"/>
               </w:rPr>
+              <w:t xml:space="preserve">17</w:t>
+            </w:r>
+          </w:p>
+        </w:tc>
+        <w:tc>
+          <w:tcPr>
+            <w:tcW w:type="dxa" w:w="531"/>
+            <w:tcBorders>
+              <w:top w:val="none" w:color="FFFFFF" w:sz="0"/>
+              <w:left w:val="none" w:color="FFFFFF" w:sz="0"/>
+              <w:bottom w:val="single" w:color="DDE4E9" w:sz="4"/>
+              <w:right w:val="none" w:color="FFFFFF" w:sz="0"/>
+            </w:tcBorders>
+            <w:shd w:fill="EEF3F6" w:color="auto" w:val="clear"/>
+            <w:tcMar>
+              <w:top w:type="dxa" w:w="50"/>
+              <w:left w:type="dxa" w:w="80"/>
+              <w:bottom w:type="dxa" w:w="50"/>
+              <w:right w:type="dxa" w:w="80"/>
+            </w:tcMar>
+            <w:vAlign w:val="center"/>
+          </w:tcPr>
+          <w:p>
+            <w:pPr>
+              <w:jc w:val="right"/>
+            </w:pPr>
+            <w:r>
+              <w:rPr>
+                <w:rFonts w:ascii="Microsoft JhengHei" w:cs="Microsoft JhengHei" w:eastAsia="Microsoft JhengHei" w:hAnsi="Microsoft JhengHei"/>
+                <w:b w:val="false"/>
+                <w:bCs w:val="false"/>
+                <w:color w:val="1E2A33"/>
+                <w:sz w:val="14"/>
+                <w:szCs w:val="14"/>
+              </w:rPr>
               <w:t xml:space="preserve">3</w:t>
             </w:r>
           </w:p>
         </w:tc>
         <w:tc>
           <w:tcPr>
-            <w:tcW w:type="dxa" w:w="877"/>
+            <w:tcW w:type="dxa" w:w="849"/>
             <w:tcBorders>
               <w:top w:val="none" w:color="FFFFFF" w:sz="0"/>
               <w:left w:val="none" w:color="FFFFFF" w:sz="0"/>
@@ -19136,7 +19799,7 @@
         </w:tc>
         <w:tc>
           <w:tcPr>
-            <w:tcW w:type="dxa" w:w="877"/>
+            <w:tcW w:type="dxa" w:w="743"/>
             <w:tcBorders>
               <w:top w:val="none" w:color="FFFFFF" w:sz="0"/>
               <w:left w:val="none" w:color="FFFFFF" w:sz="0"/>
@@ -19171,7 +19834,7 @@
         </w:tc>
         <w:tc>
           <w:tcPr>
-            <w:tcW w:type="dxa" w:w="1096"/>
+            <w:tcW w:type="dxa" w:w="1062"/>
             <w:tcBorders>
               <w:top w:val="none" w:color="FFFFFF" w:sz="0"/>
               <w:left w:val="none" w:color="FFFFFF" w:sz="0"/>
@@ -19206,7 +19869,7 @@
         </w:tc>
         <w:tc>
           <w:tcPr>
-            <w:tcW w:type="dxa" w:w="1206"/>
+            <w:tcW w:type="dxa" w:w="1168"/>
             <w:tcBorders>
               <w:top w:val="none" w:color="FFFFFF" w:sz="0"/>
               <w:left w:val="none" w:color="FFFFFF" w:sz="0"/>
@@ -19241,7 +19904,7 @@
         </w:tc>
         <w:tc>
           <w:tcPr>
-            <w:tcW w:type="dxa" w:w="1212"/>
+            <w:tcW w:type="dxa" w:w="1172"/>
             <w:tcBorders>
               <w:top w:val="none" w:color="FFFFFF" w:sz="0"/>
               <w:left w:val="none" w:color="FFFFFF" w:sz="0"/>
@@ -19281,7 +19944,7 @@
         </w:trPr>
         <w:tc>
           <w:tcPr>
-            <w:tcW w:type="dxa" w:w="877"/>
+            <w:tcW w:type="dxa" w:w="956"/>
             <w:tcBorders>
               <w:top w:val="none" w:color="FFFFFF" w:sz="0"/>
               <w:left w:val="none" w:color="FFFFFF" w:sz="0"/>
@@ -19316,7 +19979,7 @@
         </w:tc>
         <w:tc>
           <w:tcPr>
-            <w:tcW w:type="dxa" w:w="1206"/>
+            <w:tcW w:type="dxa" w:w="1168"/>
             <w:tcBorders>
               <w:top w:val="none" w:color="FFFFFF" w:sz="0"/>
               <w:left w:val="none" w:color="FFFFFF" w:sz="0"/>
@@ -19351,7 +20014,7 @@
         </w:tc>
         <w:tc>
           <w:tcPr>
-            <w:tcW w:type="dxa" w:w="2193"/>
+            <w:tcW w:type="dxa" w:w="1912"/>
             <w:tcBorders>
               <w:top w:val="none" w:color="FFFFFF" w:sz="0"/>
               <w:left w:val="none" w:color="FFFFFF" w:sz="0"/>
@@ -19386,7 +20049,7 @@
         </w:tc>
         <w:tc>
           <w:tcPr>
-            <w:tcW w:type="dxa" w:w="548"/>
+            <w:tcW w:type="dxa" w:w="531"/>
             <w:tcBorders>
               <w:top w:val="none" w:color="FFFFFF" w:sz="0"/>
               <w:left w:val="none" w:color="FFFFFF" w:sz="0"/>
@@ -19415,13 +20078,48 @@
                 <w:sz w:val="14"/>
                 <w:szCs w:val="14"/>
               </w:rPr>
+              <w:t xml:space="preserve">17</w:t>
+            </w:r>
+          </w:p>
+        </w:tc>
+        <w:tc>
+          <w:tcPr>
+            <w:tcW w:type="dxa" w:w="531"/>
+            <w:tcBorders>
+              <w:top w:val="none" w:color="FFFFFF" w:sz="0"/>
+              <w:left w:val="none" w:color="FFFFFF" w:sz="0"/>
+              <w:bottom w:val="single" w:color="DDE4E9" w:sz="4"/>
+              <w:right w:val="none" w:color="FFFFFF" w:sz="0"/>
+            </w:tcBorders>
+            <w:shd w:fill="FFFFFF" w:color="auto" w:val="clear"/>
+            <w:tcMar>
+              <w:top w:type="dxa" w:w="50"/>
+              <w:left w:type="dxa" w:w="80"/>
+              <w:bottom w:type="dxa" w:w="50"/>
+              <w:right w:type="dxa" w:w="80"/>
+            </w:tcMar>
+            <w:vAlign w:val="center"/>
+          </w:tcPr>
+          <w:p>
+            <w:pPr>
+              <w:jc w:val="right"/>
+            </w:pPr>
+            <w:r>
+              <w:rPr>
+                <w:rFonts w:ascii="Microsoft JhengHei" w:cs="Microsoft JhengHei" w:eastAsia="Microsoft JhengHei" w:hAnsi="Microsoft JhengHei"/>
+                <w:b w:val="false"/>
+                <w:bCs w:val="false"/>
+                <w:color w:val="1E2A33"/>
+                <w:sz w:val="14"/>
+                <w:szCs w:val="14"/>
+              </w:rPr>
               <w:t xml:space="preserve">25</w:t>
             </w:r>
           </w:p>
         </w:tc>
         <w:tc>
           <w:tcPr>
-            <w:tcW w:type="dxa" w:w="877"/>
+            <w:tcW w:type="dxa" w:w="849"/>
             <w:tcBorders>
               <w:top w:val="none" w:color="FFFFFF" w:sz="0"/>
               <w:left w:val="none" w:color="FFFFFF" w:sz="0"/>
@@ -19456,7 +20154,7 @@
         </w:tc>
         <w:tc>
           <w:tcPr>
-            <w:tcW w:type="dxa" w:w="877"/>
+            <w:tcW w:type="dxa" w:w="743"/>
             <w:tcBorders>
               <w:top w:val="none" w:color="FFFFFF" w:sz="0"/>
               <w:left w:val="none" w:color="FFFFFF" w:sz="0"/>
@@ -19491,7 +20189,7 @@
         </w:tc>
         <w:tc>
           <w:tcPr>
-            <w:tcW w:type="dxa" w:w="1096"/>
+            <w:tcW w:type="dxa" w:w="1062"/>
             <w:tcBorders>
               <w:top w:val="none" w:color="FFFFFF" w:sz="0"/>
               <w:left w:val="none" w:color="FFFFFF" w:sz="0"/>
@@ -19526,7 +20224,7 @@
         </w:tc>
         <w:tc>
           <w:tcPr>
-            <w:tcW w:type="dxa" w:w="1206"/>
+            <w:tcW w:type="dxa" w:w="1168"/>
             <w:tcBorders>
               <w:top w:val="none" w:color="FFFFFF" w:sz="0"/>
               <w:left w:val="none" w:color="FFFFFF" w:sz="0"/>
@@ -19561,7 +20259,7 @@
         </w:tc>
         <w:tc>
           <w:tcPr>
-            <w:tcW w:type="dxa" w:w="1212"/>
+            <w:tcW w:type="dxa" w:w="1172"/>
             <w:tcBorders>
               <w:top w:val="none" w:color="FFFFFF" w:sz="0"/>
               <w:left w:val="none" w:color="FFFFFF" w:sz="0"/>
@@ -19607,7 +20305,7 @@
           <w:sz w:val="15"/>
           <w:szCs w:val="15"/>
         </w:rPr>
-        <w:t xml:space="preserve">淡橘底為百達馥麗。車位價未揭露者以比較組同類別車位中位估算（標 *）。「—」為實登未填社區名。單位：萬元／坪。</w:t>
+        <w:t xml:space="preserve">淡橘底為百達馥麗。車位價未揭露者以比較組同類別車位中位估算（標 *）。「—」為實登未填社區名。屋齡為交易當時（年）。單位：萬元／坪。</w:t>
       </w:r>
     </w:p>
     <w:p>
